--- a/Etapa Elaboración - Iteración 2/Modelo de Diseno-Kairos-NexTech.docx
+++ b/Etapa Elaboración - Iteración 2/Modelo de Diseno-Kairos-NexTech.docx
@@ -57,7 +57,9 @@
         <w:rPr>
           <w:rFonts w:ascii="Cambria" w:cs="Cambria" w:eastAsia="Cambria" w:hAnsi="Cambria"/>
           <w:b w:val="0"/>
-          <w:i w:val="0"/>
+          <w:bCs w:val="0"/>
+          <w:i w:val="0"/>
+          <w:iCs w:val="0"/>
           <w:smallCaps w:val="0"/>
           <w:strike w:val="0"/>
           <w:color w:val="000000"/>
@@ -94,7 +96,9 @@
         <w:rPr>
           <w:rFonts w:ascii="Cambria" w:cs="Cambria" w:eastAsia="Cambria" w:hAnsi="Cambria"/>
           <w:b w:val="0"/>
-          <w:i w:val="0"/>
+          <w:bCs w:val="0"/>
+          <w:i w:val="0"/>
+          <w:iCs w:val="0"/>
           <w:smallCaps w:val="0"/>
           <w:strike w:val="0"/>
           <w:color w:val="000000"/>
@@ -131,7 +135,9 @@
         <w:rPr>
           <w:rFonts w:ascii="Cambria" w:cs="Cambria" w:eastAsia="Cambria" w:hAnsi="Cambria"/>
           <w:b w:val="0"/>
-          <w:i w:val="0"/>
+          <w:bCs w:val="0"/>
+          <w:i w:val="0"/>
+          <w:iCs w:val="0"/>
           <w:smallCaps w:val="0"/>
           <w:strike w:val="0"/>
           <w:color w:val="000000"/>
@@ -146,7 +152,9 @@
         <w:rPr>
           <w:rFonts w:ascii="Calibri" w:cs="Calibri" w:eastAsia="Calibri" w:hAnsi="Calibri"/>
           <w:b w:val="0"/>
-          <w:i w:val="0"/>
+          <w:bCs w:val="0"/>
+          <w:i w:val="0"/>
+          <w:iCs w:val="0"/>
           <w:smallCaps w:val="0"/>
           <w:strike w:val="0"/>
           <w:color w:val="000000"/>
@@ -231,12 +239,12 @@
                 <wp:extent cx="7940040" cy="810895"/>
                 <wp:effectExtent b="0" l="0" r="0" t="0"/>
                 <wp:wrapNone/>
-                <wp:docPr id="23" name="image13.png"/>
+                <wp:docPr id="23" name="image12.png"/>
                 <a:graphic>
                   <a:graphicData uri="http://schemas.openxmlformats.org/drawingml/2006/picture">
                     <pic:pic>
                       <pic:nvPicPr>
-                        <pic:cNvPr id="0" name="image13.png"/>
+                        <pic:cNvPr id="0" name="image12.png"/>
                         <pic:cNvPicPr preferRelativeResize="0"/>
                       </pic:nvPicPr>
                       <pic:blipFill>
@@ -266,7 +274,9 @@
         <w:rPr>
           <w:rFonts w:ascii="Calibri" w:cs="Calibri" w:eastAsia="Calibri" w:hAnsi="Calibri"/>
           <w:b w:val="0"/>
-          <w:i w:val="0"/>
+          <w:bCs w:val="0"/>
+          <w:i w:val="0"/>
+          <w:iCs w:val="0"/>
           <w:smallCaps w:val="0"/>
           <w:strike w:val="0"/>
           <w:color w:val="000000"/>
@@ -351,12 +361,12 @@
                 <wp:extent cx="103505" cy="11228070"/>
                 <wp:effectExtent b="0" l="0" r="0" t="0"/>
                 <wp:wrapNone/>
-                <wp:docPr id="25" name="image15.png"/>
+                <wp:docPr id="25" name="image14.png"/>
                 <a:graphic>
                   <a:graphicData uri="http://schemas.openxmlformats.org/drawingml/2006/picture">
                     <pic:pic>
                       <pic:nvPicPr>
-                        <pic:cNvPr id="0" name="image15.png"/>
+                        <pic:cNvPr id="0" name="image14.png"/>
                         <pic:cNvPicPr preferRelativeResize="0"/>
                       </pic:nvPicPr>
                       <pic:blipFill>
@@ -386,7 +396,9 @@
         <w:rPr>
           <w:rFonts w:ascii="Calibri" w:cs="Calibri" w:eastAsia="Calibri" w:hAnsi="Calibri"/>
           <w:b w:val="0"/>
-          <w:i w:val="0"/>
+          <w:bCs w:val="0"/>
+          <w:i w:val="0"/>
+          <w:iCs w:val="0"/>
           <w:smallCaps w:val="0"/>
           <w:strike w:val="0"/>
           <w:color w:val="000000"/>
@@ -471,12 +483,12 @@
                 <wp:extent cx="103505" cy="11228070"/>
                 <wp:effectExtent b="0" l="0" r="0" t="0"/>
                 <wp:wrapNone/>
-                <wp:docPr id="18" name="image8.png"/>
+                <wp:docPr id="18" name="image7.png"/>
                 <a:graphic>
                   <a:graphicData uri="http://schemas.openxmlformats.org/drawingml/2006/picture">
                     <pic:pic>
                       <pic:nvPicPr>
-                        <pic:cNvPr id="0" name="image8.png"/>
+                        <pic:cNvPr id="0" name="image7.png"/>
                         <pic:cNvPicPr preferRelativeResize="0"/>
                       </pic:nvPicPr>
                       <pic:blipFill>
@@ -506,7 +518,9 @@
         <w:rPr>
           <w:rFonts w:ascii="Calibri" w:cs="Calibri" w:eastAsia="Calibri" w:hAnsi="Calibri"/>
           <w:b w:val="0"/>
-          <w:i w:val="0"/>
+          <w:bCs w:val="0"/>
+          <w:i w:val="0"/>
+          <w:iCs w:val="0"/>
           <w:smallCaps w:val="0"/>
           <w:strike w:val="0"/>
           <w:color w:val="000000"/>
@@ -591,12 +605,12 @@
                 <wp:extent cx="7940040" cy="810895"/>
                 <wp:effectExtent b="0" l="0" r="0" t="0"/>
                 <wp:wrapNone/>
-                <wp:docPr id="22" name="image12.png"/>
+                <wp:docPr id="22" name="image11.png"/>
                 <a:graphic>
                   <a:graphicData uri="http://schemas.openxmlformats.org/drawingml/2006/picture">
                     <pic:pic>
                       <pic:nvPicPr>
-                        <pic:cNvPr id="0" name="image12.png"/>
+                        <pic:cNvPr id="0" name="image11.png"/>
                         <pic:cNvPicPr preferRelativeResize="0"/>
                       </pic:nvPicPr>
                       <pic:blipFill>
@@ -648,7 +662,9 @@
         <w:rPr>
           <w:rFonts w:ascii="Cambria" w:cs="Cambria" w:eastAsia="Cambria" w:hAnsi="Cambria"/>
           <w:b w:val="0"/>
-          <w:i w:val="0"/>
+          <w:bCs w:val="0"/>
+          <w:i w:val="0"/>
+          <w:iCs w:val="0"/>
           <w:smallCaps w:val="0"/>
           <w:strike w:val="0"/>
           <w:color w:val="000000"/>
@@ -663,7 +679,9 @@
         <w:rPr>
           <w:rFonts w:ascii="Cambria" w:cs="Cambria" w:eastAsia="Cambria" w:hAnsi="Cambria"/>
           <w:b w:val="0"/>
-          <w:i w:val="0"/>
+          <w:bCs w:val="0"/>
+          <w:i w:val="0"/>
+          <w:iCs w:val="0"/>
           <w:smallCaps w:val="0"/>
           <w:strike w:val="0"/>
           <w:color w:val="000000"/>
@@ -697,7 +715,9 @@
         <w:rPr>
           <w:rFonts w:ascii="Cambria" w:cs="Cambria" w:eastAsia="Cambria" w:hAnsi="Cambria"/>
           <w:b w:val="0"/>
-          <w:i w:val="0"/>
+          <w:bCs w:val="0"/>
+          <w:i w:val="0"/>
+          <w:iCs w:val="0"/>
           <w:smallCaps w:val="0"/>
           <w:strike w:val="0"/>
           <w:color w:val="000000"/>
@@ -743,7 +763,9 @@
         <w:rPr>
           <w:rFonts w:ascii="Calibri" w:cs="Calibri" w:eastAsia="Calibri" w:hAnsi="Calibri"/>
           <w:b w:val="0"/>
-          <w:i w:val="0"/>
+          <w:bCs w:val="0"/>
+          <w:i w:val="0"/>
+          <w:iCs w:val="0"/>
           <w:smallCaps w:val="0"/>
           <w:strike w:val="0"/>
           <w:color w:val="000000"/>
@@ -780,7 +802,9 @@
         <w:rPr>
           <w:rFonts w:ascii="Calibri" w:cs="Calibri" w:eastAsia="Calibri" w:hAnsi="Calibri"/>
           <w:b w:val="0"/>
-          <w:i w:val="0"/>
+          <w:bCs w:val="0"/>
+          <w:i w:val="0"/>
+          <w:iCs w:val="0"/>
           <w:smallCaps w:val="0"/>
           <w:strike w:val="0"/>
           <w:color w:val="000000"/>
@@ -817,7 +841,9 @@
         <w:rPr>
           <w:rFonts w:ascii="Calibri" w:cs="Calibri" w:eastAsia="Calibri" w:hAnsi="Calibri"/>
           <w:b w:val="0"/>
-          <w:i w:val="0"/>
+          <w:bCs w:val="0"/>
+          <w:i w:val="0"/>
+          <w:iCs w:val="0"/>
           <w:smallCaps w:val="0"/>
           <w:strike w:val="0"/>
           <w:color w:val="000000"/>
@@ -854,7 +880,9 @@
         <w:rPr>
           <w:rFonts w:ascii="Calibri" w:cs="Calibri" w:eastAsia="Calibri" w:hAnsi="Calibri"/>
           <w:b w:val="0"/>
-          <w:i w:val="0"/>
+          <w:bCs w:val="0"/>
+          <w:i w:val="0"/>
+          <w:iCs w:val="0"/>
           <w:smallCaps w:val="0"/>
           <w:strike w:val="0"/>
           <w:color w:val="000000"/>
@@ -930,7 +958,9 @@
         <w:rPr>
           <w:rFonts w:ascii="Calibri" w:cs="Calibri" w:eastAsia="Calibri" w:hAnsi="Calibri"/>
           <w:b w:val="0"/>
+          <w:bCs w:val="0"/>
           <w:i w:val="1"/>
+          <w:iCs w:val="1"/>
           <w:smallCaps w:val="0"/>
           <w:strike w:val="0"/>
           <w:color w:val="548dd4"/>
@@ -945,7 +975,9 @@
         <w:rPr>
           <w:rFonts w:ascii="Calibri" w:cs="Calibri" w:eastAsia="Calibri" w:hAnsi="Calibri"/>
           <w:b w:val="0"/>
+          <w:bCs w:val="0"/>
           <w:i w:val="1"/>
+          <w:iCs w:val="1"/>
           <w:smallCaps w:val="0"/>
           <w:strike w:val="0"/>
           <w:color w:val="548dd4"/>
@@ -967,12 +999,12 @@
             <wp:extent cx="1304925" cy="2019300"/>
             <wp:effectExtent b="0" l="0" r="0" t="0"/>
             <wp:wrapSquare wrapText="bothSides" distB="0" distT="0" distL="114300" distR="114300"/>
-            <wp:docPr descr="UNPA.JPG" id="29" name="image1.jpg"/>
+            <wp:docPr descr="UNPA.JPG" id="29" name="image3.jpg"/>
             <a:graphic>
               <a:graphicData uri="http://schemas.openxmlformats.org/drawingml/2006/picture">
                 <pic:pic>
                   <pic:nvPicPr>
-                    <pic:cNvPr descr="UNPA.JPG" id="0" name="image1.jpg"/>
+                    <pic:cNvPr descr="UNPA.JPG" id="0" name="image3.jpg"/>
                     <pic:cNvPicPr preferRelativeResize="0"/>
                   </pic:nvPicPr>
                   <pic:blipFill>
@@ -1028,7 +1060,9 @@
         <w:rPr>
           <w:rFonts w:ascii="Calibri" w:cs="Calibri" w:eastAsia="Calibri" w:hAnsi="Calibri"/>
           <w:b w:val="0"/>
+          <w:bCs w:val="0"/>
           <w:i w:val="1"/>
+          <w:iCs w:val="1"/>
           <w:smallCaps w:val="0"/>
           <w:strike w:val="0"/>
           <w:color w:val="548dd4"/>
@@ -1043,7 +1077,9 @@
         <w:rPr>
           <w:rFonts w:ascii="Calibri" w:cs="Calibri" w:eastAsia="Calibri" w:hAnsi="Calibri"/>
           <w:b w:val="0"/>
+          <w:bCs w:val="0"/>
           <w:i w:val="1"/>
+          <w:iCs w:val="1"/>
           <w:smallCaps w:val="0"/>
           <w:strike w:val="0"/>
           <w:color w:val="548dd4"/>
@@ -1171,12 +1207,12 @@
                 <wp:extent cx="2060575" cy="7330709"/>
                 <wp:effectExtent b="0" l="0" r="0" t="0"/>
                 <wp:wrapSquare wrapText="bothSides" distB="0" distT="0" distL="114300" distR="114300"/>
-                <wp:docPr id="19" name="image9.png"/>
+                <wp:docPr id="19" name="image8.png"/>
                 <a:graphic>
                   <a:graphicData uri="http://schemas.openxmlformats.org/drawingml/2006/picture">
                     <pic:pic>
                       <pic:nvPicPr>
-                        <pic:cNvPr id="0" name="image9.png"/>
+                        <pic:cNvPr id="0" name="image8.png"/>
                         <pic:cNvPicPr preferRelativeResize="0"/>
                       </pic:nvPicPr>
                       <pic:blipFill>
@@ -1231,7 +1267,9 @@
         <w:rPr>
           <w:rFonts w:ascii="Calibri" w:cs="Calibri" w:eastAsia="Calibri" w:hAnsi="Calibri"/>
           <w:b w:val="0"/>
+          <w:bCs w:val="0"/>
           <w:i w:val="1"/>
+          <w:iCs w:val="1"/>
           <w:smallCaps w:val="0"/>
           <w:strike w:val="0"/>
           <w:color w:val="548dd4"/>
@@ -1338,7 +1376,9 @@
         <w:rPr>
           <w:rFonts w:ascii="Calibri" w:cs="Calibri" w:eastAsia="Calibri" w:hAnsi="Calibri"/>
           <w:b w:val="0"/>
+          <w:bCs w:val="0"/>
           <w:i w:val="1"/>
+          <w:iCs w:val="1"/>
           <w:smallCaps w:val="0"/>
           <w:strike w:val="0"/>
           <w:color w:val="000000"/>
@@ -1378,7 +1418,9 @@
         <w:rPr>
           <w:rFonts w:ascii="Cambria" w:cs="Cambria" w:eastAsia="Cambria" w:hAnsi="Cambria"/>
           <w:b w:val="1"/>
-          <w:i w:val="0"/>
+          <w:bCs w:val="1"/>
+          <w:i w:val="0"/>
+          <w:iCs w:val="0"/>
           <w:smallCaps w:val="0"/>
           <w:strike w:val="0"/>
           <w:color w:val="366091"/>
@@ -1393,7 +1435,9 @@
         <w:rPr>
           <w:rFonts w:ascii="Cambria" w:cs="Cambria" w:eastAsia="Cambria" w:hAnsi="Cambria"/>
           <w:b w:val="1"/>
-          <w:i w:val="0"/>
+          <w:bCs w:val="1"/>
+          <w:i w:val="0"/>
+          <w:iCs w:val="0"/>
           <w:smallCaps w:val="0"/>
           <w:strike w:val="0"/>
           <w:color w:val="366091"/>
@@ -1409,7 +1453,7 @@
     </w:p>
     <w:sdt>
       <w:sdtPr>
-        <w:id w:val="-193936683"/>
+        <w:id w:val="-1456915836"/>
         <w:docPartObj>
           <w:docPartGallery w:val="Table of Contents"/>
           <w:docPartUnique w:val="1"/>
@@ -1439,7 +1483,9 @@
             <w:rPr>
               <w:rFonts w:ascii="Calibri" w:cs="Calibri" w:eastAsia="Calibri" w:hAnsi="Calibri"/>
               <w:b w:val="0"/>
+              <w:bCs w:val="0"/>
               <w:i w:val="0"/>
+              <w:iCs w:val="0"/>
               <w:smallCaps w:val="0"/>
               <w:strike w:val="0"/>
               <w:color w:val="000000"/>
@@ -1460,7 +1506,9 @@
               <w:rPr>
                 <w:rFonts w:ascii="Calibri" w:cs="Calibri" w:eastAsia="Calibri" w:hAnsi="Calibri"/>
                 <w:b w:val="1"/>
+                <w:bCs w:val="1"/>
                 <w:i w:val="0"/>
+                <w:iCs w:val="0"/>
                 <w:smallCaps w:val="0"/>
                 <w:strike w:val="0"/>
                 <w:color w:val="000000"/>
@@ -1505,7 +1553,9 @@
             <w:rPr>
               <w:rFonts w:ascii="Calibri" w:cs="Calibri" w:eastAsia="Calibri" w:hAnsi="Calibri"/>
               <w:b w:val="0"/>
+              <w:bCs w:val="0"/>
               <w:i w:val="0"/>
+              <w:iCs w:val="0"/>
               <w:smallCaps w:val="0"/>
               <w:strike w:val="0"/>
               <w:color w:val="000000"/>
@@ -1521,7 +1571,9 @@
               <w:rPr>
                 <w:rFonts w:ascii="Calibri" w:cs="Calibri" w:eastAsia="Calibri" w:hAnsi="Calibri"/>
                 <w:b w:val="0"/>
+                <w:bCs w:val="0"/>
                 <w:i w:val="1"/>
+                <w:iCs w:val="1"/>
                 <w:smallCaps w:val="0"/>
                 <w:strike w:val="0"/>
                 <w:color w:val="000000"/>
@@ -1566,7 +1618,9 @@
             <w:rPr>
               <w:rFonts w:ascii="Calibri" w:cs="Calibri" w:eastAsia="Calibri" w:hAnsi="Calibri"/>
               <w:b w:val="0"/>
+              <w:bCs w:val="0"/>
               <w:i w:val="0"/>
+              <w:iCs w:val="0"/>
               <w:smallCaps w:val="0"/>
               <w:strike w:val="0"/>
               <w:color w:val="000000"/>
@@ -1582,7 +1636,9 @@
               <w:rPr>
                 <w:rFonts w:ascii="Calibri" w:cs="Calibri" w:eastAsia="Calibri" w:hAnsi="Calibri"/>
                 <w:b w:val="0"/>
+                <w:bCs w:val="0"/>
                 <w:i w:val="1"/>
+                <w:iCs w:val="1"/>
                 <w:smallCaps w:val="0"/>
                 <w:strike w:val="0"/>
                 <w:color w:val="000000"/>
@@ -1627,7 +1683,9 @@
             <w:rPr>
               <w:rFonts w:ascii="Calibri" w:cs="Calibri" w:eastAsia="Calibri" w:hAnsi="Calibri"/>
               <w:b w:val="0"/>
+              <w:bCs w:val="0"/>
               <w:i w:val="0"/>
+              <w:iCs w:val="0"/>
               <w:smallCaps w:val="0"/>
               <w:strike w:val="0"/>
               <w:color w:val="000000"/>
@@ -1643,7 +1701,9 @@
               <w:rPr>
                 <w:rFonts w:ascii="Calibri" w:cs="Calibri" w:eastAsia="Calibri" w:hAnsi="Calibri"/>
                 <w:b w:val="0"/>
+                <w:bCs w:val="0"/>
                 <w:i w:val="1"/>
+                <w:iCs w:val="1"/>
                 <w:smallCaps w:val="0"/>
                 <w:strike w:val="0"/>
                 <w:color w:val="000000"/>
@@ -1688,7 +1748,9 @@
             <w:rPr>
               <w:rFonts w:ascii="Calibri" w:cs="Calibri" w:eastAsia="Calibri" w:hAnsi="Calibri"/>
               <w:b w:val="0"/>
+              <w:bCs w:val="0"/>
               <w:i w:val="0"/>
+              <w:iCs w:val="0"/>
               <w:smallCaps w:val="0"/>
               <w:strike w:val="0"/>
               <w:color w:val="000000"/>
@@ -1704,7 +1766,9 @@
               <w:rPr>
                 <w:rFonts w:ascii="Calibri" w:cs="Calibri" w:eastAsia="Calibri" w:hAnsi="Calibri"/>
                 <w:b w:val="1"/>
+                <w:bCs w:val="1"/>
                 <w:i w:val="0"/>
+                <w:iCs w:val="0"/>
                 <w:smallCaps w:val="0"/>
                 <w:strike w:val="0"/>
                 <w:color w:val="000000"/>
@@ -1749,7 +1813,9 @@
             <w:rPr>
               <w:rFonts w:ascii="Calibri" w:cs="Calibri" w:eastAsia="Calibri" w:hAnsi="Calibri"/>
               <w:b w:val="0"/>
+              <w:bCs w:val="0"/>
               <w:i w:val="0"/>
+              <w:iCs w:val="0"/>
               <w:smallCaps w:val="0"/>
               <w:strike w:val="0"/>
               <w:color w:val="000000"/>
@@ -1765,7 +1831,9 @@
               <w:rPr>
                 <w:rFonts w:ascii="Calibri" w:cs="Calibri" w:eastAsia="Calibri" w:hAnsi="Calibri"/>
                 <w:b w:val="0"/>
+                <w:bCs w:val="0"/>
                 <w:i w:val="1"/>
+                <w:iCs w:val="1"/>
                 <w:smallCaps w:val="0"/>
                 <w:strike w:val="0"/>
                 <w:color w:val="000000"/>
@@ -1810,7 +1878,9 @@
             <w:rPr>
               <w:rFonts w:ascii="Calibri" w:cs="Calibri" w:eastAsia="Calibri" w:hAnsi="Calibri"/>
               <w:b w:val="0"/>
+              <w:bCs w:val="0"/>
               <w:i w:val="0"/>
+              <w:iCs w:val="0"/>
               <w:smallCaps w:val="0"/>
               <w:strike w:val="0"/>
               <w:color w:val="000000"/>
@@ -1826,7 +1896,9 @@
               <w:rPr>
                 <w:rFonts w:ascii="Calibri" w:cs="Calibri" w:eastAsia="Calibri" w:hAnsi="Calibri"/>
                 <w:b w:val="1"/>
+                <w:bCs w:val="1"/>
                 <w:i w:val="0"/>
+                <w:iCs w:val="0"/>
                 <w:smallCaps w:val="0"/>
                 <w:strike w:val="0"/>
                 <w:color w:val="000000"/>
@@ -1871,7 +1943,9 @@
             <w:rPr>
               <w:rFonts w:ascii="Calibri" w:cs="Calibri" w:eastAsia="Calibri" w:hAnsi="Calibri"/>
               <w:b w:val="0"/>
+              <w:bCs w:val="0"/>
               <w:i w:val="0"/>
+              <w:iCs w:val="0"/>
               <w:smallCaps w:val="0"/>
               <w:strike w:val="0"/>
               <w:color w:val="000000"/>
@@ -1887,7 +1961,9 @@
               <w:rPr>
                 <w:rFonts w:ascii="Calibri" w:cs="Calibri" w:eastAsia="Calibri" w:hAnsi="Calibri"/>
                 <w:b w:val="0"/>
+                <w:bCs w:val="0"/>
                 <w:i w:val="1"/>
+                <w:iCs w:val="1"/>
                 <w:smallCaps w:val="0"/>
                 <w:strike w:val="0"/>
                 <w:color w:val="000000"/>
@@ -1932,7 +2008,9 @@
             <w:rPr>
               <w:rFonts w:ascii="Calibri" w:cs="Calibri" w:eastAsia="Calibri" w:hAnsi="Calibri"/>
               <w:b w:val="0"/>
+              <w:bCs w:val="0"/>
               <w:i w:val="0"/>
+              <w:iCs w:val="0"/>
               <w:smallCaps w:val="0"/>
               <w:strike w:val="0"/>
               <w:color w:val="000000"/>
@@ -1948,7 +2026,9 @@
               <w:rPr>
                 <w:rFonts w:ascii="Calibri" w:cs="Calibri" w:eastAsia="Calibri" w:hAnsi="Calibri"/>
                 <w:b w:val="0"/>
+                <w:bCs w:val="0"/>
                 <w:i w:val="0"/>
+                <w:iCs w:val="0"/>
                 <w:smallCaps w:val="0"/>
                 <w:strike w:val="0"/>
                 <w:color w:val="000000"/>
@@ -1993,7 +2073,9 @@
             <w:rPr>
               <w:rFonts w:ascii="Calibri" w:cs="Calibri" w:eastAsia="Calibri" w:hAnsi="Calibri"/>
               <w:b w:val="0"/>
+              <w:bCs w:val="0"/>
               <w:i w:val="0"/>
+              <w:iCs w:val="0"/>
               <w:smallCaps w:val="0"/>
               <w:strike w:val="0"/>
               <w:color w:val="000000"/>
@@ -2009,7 +2091,9 @@
               <w:rPr>
                 <w:rFonts w:ascii="Calibri" w:cs="Calibri" w:eastAsia="Calibri" w:hAnsi="Calibri"/>
                 <w:b w:val="0"/>
+                <w:bCs w:val="0"/>
                 <w:i w:val="0"/>
+                <w:iCs w:val="0"/>
                 <w:smallCaps w:val="0"/>
                 <w:strike w:val="0"/>
                 <w:color w:val="000000"/>
@@ -2054,7 +2138,9 @@
             <w:rPr>
               <w:rFonts w:ascii="Calibri" w:cs="Calibri" w:eastAsia="Calibri" w:hAnsi="Calibri"/>
               <w:b w:val="0"/>
+              <w:bCs w:val="0"/>
               <w:i w:val="0"/>
+              <w:iCs w:val="0"/>
               <w:smallCaps w:val="0"/>
               <w:strike w:val="0"/>
               <w:color w:val="000000"/>
@@ -2070,7 +2156,9 @@
               <w:rPr>
                 <w:rFonts w:ascii="Calibri" w:cs="Calibri" w:eastAsia="Calibri" w:hAnsi="Calibri"/>
                 <w:b w:val="0"/>
+                <w:bCs w:val="0"/>
                 <w:i w:val="0"/>
+                <w:iCs w:val="0"/>
                 <w:smallCaps w:val="0"/>
                 <w:strike w:val="0"/>
                 <w:color w:val="000000"/>
@@ -2115,7 +2203,9 @@
             <w:rPr>
               <w:rFonts w:ascii="Calibri" w:cs="Calibri" w:eastAsia="Calibri" w:hAnsi="Calibri"/>
               <w:b w:val="0"/>
+              <w:bCs w:val="0"/>
               <w:i w:val="0"/>
+              <w:iCs w:val="0"/>
               <w:smallCaps w:val="0"/>
               <w:strike w:val="0"/>
               <w:color w:val="000000"/>
@@ -2131,7 +2221,9 @@
               <w:rPr>
                 <w:rFonts w:ascii="Calibri" w:cs="Calibri" w:eastAsia="Calibri" w:hAnsi="Calibri"/>
                 <w:b w:val="0"/>
+                <w:bCs w:val="0"/>
                 <w:i w:val="0"/>
+                <w:iCs w:val="0"/>
                 <w:smallCaps w:val="0"/>
                 <w:strike w:val="0"/>
                 <w:color w:val="000000"/>
@@ -2176,7 +2268,9 @@
             <w:rPr>
               <w:rFonts w:ascii="Calibri" w:cs="Calibri" w:eastAsia="Calibri" w:hAnsi="Calibri"/>
               <w:b w:val="0"/>
+              <w:bCs w:val="0"/>
               <w:i w:val="0"/>
+              <w:iCs w:val="0"/>
               <w:smallCaps w:val="0"/>
               <w:strike w:val="0"/>
               <w:color w:val="000000"/>
@@ -2192,7 +2286,9 @@
               <w:rPr>
                 <w:rFonts w:ascii="Calibri" w:cs="Calibri" w:eastAsia="Calibri" w:hAnsi="Calibri"/>
                 <w:b w:val="0"/>
+                <w:bCs w:val="0"/>
                 <w:i w:val="1"/>
+                <w:iCs w:val="1"/>
                 <w:smallCaps w:val="0"/>
                 <w:strike w:val="0"/>
                 <w:color w:val="000000"/>
@@ -2237,7 +2333,9 @@
             <w:rPr>
               <w:rFonts w:ascii="Calibri" w:cs="Calibri" w:eastAsia="Calibri" w:hAnsi="Calibri"/>
               <w:b w:val="0"/>
+              <w:bCs w:val="0"/>
               <w:i w:val="0"/>
+              <w:iCs w:val="0"/>
               <w:smallCaps w:val="0"/>
               <w:strike w:val="0"/>
               <w:color w:val="000000"/>
@@ -2253,7 +2351,9 @@
               <w:rPr>
                 <w:rFonts w:ascii="Calibri" w:cs="Calibri" w:eastAsia="Calibri" w:hAnsi="Calibri"/>
                 <w:b w:val="0"/>
+                <w:bCs w:val="0"/>
                 <w:i w:val="0"/>
+                <w:iCs w:val="0"/>
                 <w:smallCaps w:val="0"/>
                 <w:strike w:val="0"/>
                 <w:color w:val="000000"/>
@@ -2298,7 +2398,9 @@
             <w:rPr>
               <w:rFonts w:ascii="Calibri" w:cs="Calibri" w:eastAsia="Calibri" w:hAnsi="Calibri"/>
               <w:b w:val="0"/>
+              <w:bCs w:val="0"/>
               <w:i w:val="0"/>
+              <w:iCs w:val="0"/>
               <w:smallCaps w:val="0"/>
               <w:strike w:val="0"/>
               <w:color w:val="000000"/>
@@ -2314,7 +2416,9 @@
               <w:rPr>
                 <w:rFonts w:ascii="Calibri" w:cs="Calibri" w:eastAsia="Calibri" w:hAnsi="Calibri"/>
                 <w:b w:val="0"/>
+                <w:bCs w:val="0"/>
                 <w:i w:val="0"/>
+                <w:iCs w:val="0"/>
                 <w:smallCaps w:val="0"/>
                 <w:strike w:val="0"/>
                 <w:color w:val="000000"/>
@@ -2359,7 +2463,9 @@
             <w:rPr>
               <w:rFonts w:ascii="Calibri" w:cs="Calibri" w:eastAsia="Calibri" w:hAnsi="Calibri"/>
               <w:b w:val="0"/>
+              <w:bCs w:val="0"/>
               <w:i w:val="0"/>
+              <w:iCs w:val="0"/>
               <w:smallCaps w:val="0"/>
               <w:strike w:val="0"/>
               <w:color w:val="000000"/>
@@ -2375,7 +2481,9 @@
               <w:rPr>
                 <w:rFonts w:ascii="Calibri" w:cs="Calibri" w:eastAsia="Calibri" w:hAnsi="Calibri"/>
                 <w:b w:val="0"/>
+                <w:bCs w:val="0"/>
                 <w:i w:val="0"/>
+                <w:iCs w:val="0"/>
                 <w:smallCaps w:val="0"/>
                 <w:strike w:val="0"/>
                 <w:color w:val="000000"/>
@@ -2420,7 +2528,9 @@
             <w:rPr>
               <w:rFonts w:ascii="Calibri" w:cs="Calibri" w:eastAsia="Calibri" w:hAnsi="Calibri"/>
               <w:b w:val="0"/>
+              <w:bCs w:val="0"/>
               <w:i w:val="0"/>
+              <w:iCs w:val="0"/>
               <w:smallCaps w:val="0"/>
               <w:strike w:val="0"/>
               <w:color w:val="000000"/>
@@ -2436,7 +2546,9 @@
               <w:rPr>
                 <w:rFonts w:ascii="Calibri" w:cs="Calibri" w:eastAsia="Calibri" w:hAnsi="Calibri"/>
                 <w:b w:val="0"/>
+                <w:bCs w:val="0"/>
                 <w:i w:val="0"/>
+                <w:iCs w:val="0"/>
                 <w:smallCaps w:val="0"/>
                 <w:strike w:val="0"/>
                 <w:color w:val="000000"/>
@@ -2481,7 +2593,9 @@
             <w:rPr>
               <w:rFonts w:ascii="Calibri" w:cs="Calibri" w:eastAsia="Calibri" w:hAnsi="Calibri"/>
               <w:b w:val="0"/>
+              <w:bCs w:val="0"/>
               <w:i w:val="0"/>
+              <w:iCs w:val="0"/>
               <w:smallCaps w:val="0"/>
               <w:strike w:val="0"/>
               <w:color w:val="000000"/>
@@ -2497,7 +2611,9 @@
               <w:rPr>
                 <w:rFonts w:ascii="Calibri" w:cs="Calibri" w:eastAsia="Calibri" w:hAnsi="Calibri"/>
                 <w:b w:val="0"/>
+                <w:bCs w:val="0"/>
                 <w:i w:val="1"/>
+                <w:iCs w:val="1"/>
                 <w:smallCaps w:val="0"/>
                 <w:strike w:val="0"/>
                 <w:color w:val="000000"/>
@@ -2542,7 +2658,9 @@
             <w:rPr>
               <w:rFonts w:ascii="Calibri" w:cs="Calibri" w:eastAsia="Calibri" w:hAnsi="Calibri"/>
               <w:b w:val="0"/>
+              <w:bCs w:val="0"/>
               <w:i w:val="0"/>
+              <w:iCs w:val="0"/>
               <w:smallCaps w:val="0"/>
               <w:strike w:val="0"/>
               <w:color w:val="000000"/>
@@ -2558,7 +2676,9 @@
               <w:rPr>
                 <w:rFonts w:ascii="Calibri" w:cs="Calibri" w:eastAsia="Calibri" w:hAnsi="Calibri"/>
                 <w:b w:val="0"/>
+                <w:bCs w:val="0"/>
                 <w:i w:val="1"/>
+                <w:iCs w:val="1"/>
                 <w:smallCaps w:val="0"/>
                 <w:strike w:val="0"/>
                 <w:color w:val="000000"/>
@@ -2603,7 +2723,9 @@
             <w:rPr>
               <w:rFonts w:ascii="Calibri" w:cs="Calibri" w:eastAsia="Calibri" w:hAnsi="Calibri"/>
               <w:b w:val="0"/>
+              <w:bCs w:val="0"/>
               <w:i w:val="0"/>
+              <w:iCs w:val="0"/>
               <w:smallCaps w:val="0"/>
               <w:strike w:val="0"/>
               <w:color w:val="000000"/>
@@ -2619,7 +2741,9 @@
               <w:rPr>
                 <w:rFonts w:ascii="Calibri" w:cs="Calibri" w:eastAsia="Calibri" w:hAnsi="Calibri"/>
                 <w:b w:val="0"/>
+                <w:bCs w:val="0"/>
                 <w:i w:val="1"/>
+                <w:iCs w:val="1"/>
                 <w:smallCaps w:val="0"/>
                 <w:strike w:val="0"/>
                 <w:color w:val="000000"/>
@@ -2664,7 +2788,9 @@
             <w:rPr>
               <w:rFonts w:ascii="Calibri" w:cs="Calibri" w:eastAsia="Calibri" w:hAnsi="Calibri"/>
               <w:b w:val="0"/>
+              <w:bCs w:val="0"/>
               <w:i w:val="0"/>
+              <w:iCs w:val="0"/>
               <w:smallCaps w:val="0"/>
               <w:strike w:val="0"/>
               <w:color w:val="000000"/>
@@ -2680,7 +2806,9 @@
               <w:rPr>
                 <w:rFonts w:ascii="Calibri" w:cs="Calibri" w:eastAsia="Calibri" w:hAnsi="Calibri"/>
                 <w:b w:val="1"/>
+                <w:bCs w:val="1"/>
                 <w:i w:val="0"/>
+                <w:iCs w:val="0"/>
                 <w:smallCaps w:val="0"/>
                 <w:strike w:val="0"/>
                 <w:color w:val="000000"/>
@@ -2725,7 +2853,9 @@
             <w:rPr>
               <w:rFonts w:ascii="Calibri" w:cs="Calibri" w:eastAsia="Calibri" w:hAnsi="Calibri"/>
               <w:b w:val="0"/>
+              <w:bCs w:val="0"/>
               <w:i w:val="0"/>
+              <w:iCs w:val="0"/>
               <w:smallCaps w:val="0"/>
               <w:strike w:val="0"/>
               <w:color w:val="000000"/>
@@ -2741,7 +2871,9 @@
               <w:rPr>
                 <w:rFonts w:ascii="Calibri" w:cs="Calibri" w:eastAsia="Calibri" w:hAnsi="Calibri"/>
                 <w:b w:val="0"/>
+                <w:bCs w:val="0"/>
                 <w:i w:val="1"/>
+                <w:iCs w:val="1"/>
                 <w:smallCaps w:val="0"/>
                 <w:strike w:val="0"/>
                 <w:color w:val="000000"/>
@@ -2786,7 +2918,9 @@
             <w:rPr>
               <w:rFonts w:ascii="Calibri" w:cs="Calibri" w:eastAsia="Calibri" w:hAnsi="Calibri"/>
               <w:b w:val="0"/>
+              <w:bCs w:val="0"/>
               <w:i w:val="0"/>
+              <w:iCs w:val="0"/>
               <w:smallCaps w:val="0"/>
               <w:strike w:val="0"/>
               <w:color w:val="000000"/>
@@ -2802,7 +2936,9 @@
               <w:rPr>
                 <w:rFonts w:ascii="Calibri" w:cs="Calibri" w:eastAsia="Calibri" w:hAnsi="Calibri"/>
                 <w:b w:val="0"/>
+                <w:bCs w:val="0"/>
                 <w:i w:val="0"/>
+                <w:iCs w:val="0"/>
                 <w:smallCaps w:val="0"/>
                 <w:strike w:val="0"/>
                 <w:color w:val="000000"/>
@@ -2847,7 +2983,9 @@
             <w:rPr>
               <w:rFonts w:ascii="Calibri" w:cs="Calibri" w:eastAsia="Calibri" w:hAnsi="Calibri"/>
               <w:b w:val="0"/>
+              <w:bCs w:val="0"/>
               <w:i w:val="0"/>
+              <w:iCs w:val="0"/>
               <w:smallCaps w:val="0"/>
               <w:strike w:val="0"/>
               <w:color w:val="000000"/>
@@ -2863,7 +3001,9 @@
               <w:rPr>
                 <w:rFonts w:ascii="Calibri" w:cs="Calibri" w:eastAsia="Calibri" w:hAnsi="Calibri"/>
                 <w:b w:val="0"/>
+                <w:bCs w:val="0"/>
                 <w:i w:val="0"/>
+                <w:iCs w:val="0"/>
                 <w:smallCaps w:val="0"/>
                 <w:strike w:val="0"/>
                 <w:color w:val="000000"/>
@@ -2908,7 +3048,9 @@
             <w:rPr>
               <w:rFonts w:ascii="Calibri" w:cs="Calibri" w:eastAsia="Calibri" w:hAnsi="Calibri"/>
               <w:b w:val="0"/>
+              <w:bCs w:val="0"/>
               <w:i w:val="0"/>
+              <w:iCs w:val="0"/>
               <w:smallCaps w:val="0"/>
               <w:strike w:val="0"/>
               <w:color w:val="000000"/>
@@ -2924,7 +3066,9 @@
               <w:rPr>
                 <w:rFonts w:ascii="Calibri" w:cs="Calibri" w:eastAsia="Calibri" w:hAnsi="Calibri"/>
                 <w:b w:val="0"/>
+                <w:bCs w:val="0"/>
                 <w:i w:val="0"/>
+                <w:iCs w:val="0"/>
                 <w:smallCaps w:val="0"/>
                 <w:strike w:val="0"/>
                 <w:color w:val="000000"/>
@@ -2969,7 +3113,9 @@
             <w:rPr>
               <w:rFonts w:ascii="Calibri" w:cs="Calibri" w:eastAsia="Calibri" w:hAnsi="Calibri"/>
               <w:b w:val="0"/>
+              <w:bCs w:val="0"/>
               <w:i w:val="0"/>
+              <w:iCs w:val="0"/>
               <w:smallCaps w:val="0"/>
               <w:strike w:val="0"/>
               <w:color w:val="000000"/>
@@ -2985,7 +3131,9 @@
               <w:rPr>
                 <w:rFonts w:ascii="Calibri" w:cs="Calibri" w:eastAsia="Calibri" w:hAnsi="Calibri"/>
                 <w:b w:val="0"/>
+                <w:bCs w:val="0"/>
                 <w:i w:val="0"/>
+                <w:iCs w:val="0"/>
                 <w:smallCaps w:val="0"/>
                 <w:strike w:val="0"/>
                 <w:color w:val="000000"/>
@@ -3030,7 +3178,9 @@
             <w:rPr>
               <w:rFonts w:ascii="Calibri" w:cs="Calibri" w:eastAsia="Calibri" w:hAnsi="Calibri"/>
               <w:b w:val="0"/>
+              <w:bCs w:val="0"/>
               <w:i w:val="0"/>
+              <w:iCs w:val="0"/>
               <w:smallCaps w:val="0"/>
               <w:strike w:val="0"/>
               <w:color w:val="000000"/>
@@ -3046,7 +3196,9 @@
               <w:rPr>
                 <w:rFonts w:ascii="Calibri" w:cs="Calibri" w:eastAsia="Calibri" w:hAnsi="Calibri"/>
                 <w:b w:val="0"/>
+                <w:bCs w:val="0"/>
                 <w:i w:val="0"/>
+                <w:iCs w:val="0"/>
                 <w:smallCaps w:val="0"/>
                 <w:strike w:val="0"/>
                 <w:color w:val="000000"/>
@@ -3091,7 +3243,9 @@
             <w:rPr>
               <w:rFonts w:ascii="Calibri" w:cs="Calibri" w:eastAsia="Calibri" w:hAnsi="Calibri"/>
               <w:b w:val="0"/>
+              <w:bCs w:val="0"/>
               <w:i w:val="0"/>
+              <w:iCs w:val="0"/>
               <w:smallCaps w:val="0"/>
               <w:strike w:val="0"/>
               <w:color w:val="000000"/>
@@ -3107,7 +3261,9 @@
               <w:rPr>
                 <w:rFonts w:ascii="Calibri" w:cs="Calibri" w:eastAsia="Calibri" w:hAnsi="Calibri"/>
                 <w:b w:val="0"/>
+                <w:bCs w:val="0"/>
                 <w:i w:val="0"/>
+                <w:iCs w:val="0"/>
                 <w:smallCaps w:val="0"/>
                 <w:strike w:val="0"/>
                 <w:color w:val="000000"/>
@@ -3152,7 +3308,9 @@
             <w:rPr>
               <w:rFonts w:ascii="Calibri" w:cs="Calibri" w:eastAsia="Calibri" w:hAnsi="Calibri"/>
               <w:b w:val="0"/>
+              <w:bCs w:val="0"/>
               <w:i w:val="0"/>
+              <w:iCs w:val="0"/>
               <w:smallCaps w:val="0"/>
               <w:strike w:val="0"/>
               <w:color w:val="000000"/>
@@ -3168,7 +3326,9 @@
               <w:rPr>
                 <w:rFonts w:ascii="Calibri" w:cs="Calibri" w:eastAsia="Calibri" w:hAnsi="Calibri"/>
                 <w:b w:val="1"/>
+                <w:bCs w:val="1"/>
                 <w:i w:val="0"/>
+                <w:iCs w:val="0"/>
                 <w:smallCaps w:val="0"/>
                 <w:strike w:val="0"/>
                 <w:color w:val="000000"/>
@@ -3213,7 +3373,9 @@
             <w:rPr>
               <w:rFonts w:ascii="Calibri" w:cs="Calibri" w:eastAsia="Calibri" w:hAnsi="Calibri"/>
               <w:b w:val="0"/>
+              <w:bCs w:val="0"/>
               <w:i w:val="0"/>
+              <w:iCs w:val="0"/>
               <w:smallCaps w:val="0"/>
               <w:strike w:val="0"/>
               <w:color w:val="000000"/>
@@ -3229,7 +3391,9 @@
               <w:rPr>
                 <w:rFonts w:ascii="Calibri" w:cs="Calibri" w:eastAsia="Calibri" w:hAnsi="Calibri"/>
                 <w:b w:val="0"/>
+                <w:bCs w:val="0"/>
                 <w:i w:val="1"/>
+                <w:iCs w:val="1"/>
                 <w:smallCaps w:val="0"/>
                 <w:strike w:val="0"/>
                 <w:color w:val="000000"/>
@@ -3274,7 +3438,9 @@
             <w:rPr>
               <w:rFonts w:ascii="Calibri" w:cs="Calibri" w:eastAsia="Calibri" w:hAnsi="Calibri"/>
               <w:b w:val="0"/>
+              <w:bCs w:val="0"/>
               <w:i w:val="0"/>
+              <w:iCs w:val="0"/>
               <w:smallCaps w:val="0"/>
               <w:strike w:val="0"/>
               <w:color w:val="000000"/>
@@ -3290,7 +3456,9 @@
               <w:rPr>
                 <w:rFonts w:ascii="Calibri" w:cs="Calibri" w:eastAsia="Calibri" w:hAnsi="Calibri"/>
                 <w:b w:val="0"/>
+                <w:bCs w:val="0"/>
                 <w:i w:val="1"/>
+                <w:iCs w:val="1"/>
                 <w:smallCaps w:val="0"/>
                 <w:strike w:val="0"/>
                 <w:color w:val="000000"/>
@@ -3335,7 +3503,9 @@
             <w:rPr>
               <w:rFonts w:ascii="Calibri" w:cs="Calibri" w:eastAsia="Calibri" w:hAnsi="Calibri"/>
               <w:b w:val="0"/>
+              <w:bCs w:val="0"/>
               <w:i w:val="0"/>
+              <w:iCs w:val="0"/>
               <w:smallCaps w:val="0"/>
               <w:strike w:val="0"/>
               <w:color w:val="000000"/>
@@ -3351,7 +3521,9 @@
               <w:rPr>
                 <w:rFonts w:ascii="Calibri" w:cs="Calibri" w:eastAsia="Calibri" w:hAnsi="Calibri"/>
                 <w:b w:val="0"/>
+                <w:bCs w:val="0"/>
                 <w:i w:val="1"/>
+                <w:iCs w:val="1"/>
                 <w:smallCaps w:val="0"/>
                 <w:strike w:val="0"/>
                 <w:color w:val="000000"/>
@@ -3396,7 +3568,9 @@
             <w:rPr>
               <w:rFonts w:ascii="Calibri" w:cs="Calibri" w:eastAsia="Calibri" w:hAnsi="Calibri"/>
               <w:b w:val="0"/>
+              <w:bCs w:val="0"/>
               <w:i w:val="0"/>
+              <w:iCs w:val="0"/>
               <w:smallCaps w:val="0"/>
               <w:strike w:val="0"/>
               <w:color w:val="000000"/>
@@ -3412,7 +3586,9 @@
               <w:rPr>
                 <w:rFonts w:ascii="Calibri" w:cs="Calibri" w:eastAsia="Calibri" w:hAnsi="Calibri"/>
                 <w:b w:val="0"/>
+                <w:bCs w:val="0"/>
                 <w:i w:val="1"/>
+                <w:iCs w:val="1"/>
                 <w:smallCaps w:val="0"/>
                 <w:strike w:val="0"/>
                 <w:color w:val="000000"/>
@@ -3457,7 +3633,9 @@
             <w:rPr>
               <w:rFonts w:ascii="Calibri" w:cs="Calibri" w:eastAsia="Calibri" w:hAnsi="Calibri"/>
               <w:b w:val="0"/>
+              <w:bCs w:val="0"/>
               <w:i w:val="1"/>
+              <w:iCs w:val="1"/>
               <w:smallCaps w:val="0"/>
               <w:strike w:val="0"/>
               <w:color w:val="000000"/>
@@ -3473,7 +3651,9 @@
               <w:rPr>
                 <w:rFonts w:ascii="Calibri" w:cs="Calibri" w:eastAsia="Calibri" w:hAnsi="Calibri"/>
                 <w:b w:val="0"/>
+                <w:bCs w:val="0"/>
                 <w:i w:val="1"/>
+                <w:iCs w:val="1"/>
                 <w:smallCaps w:val="0"/>
                 <w:strike w:val="0"/>
                 <w:color w:val="000000"/>
@@ -3520,7 +3700,9 @@
         <w:rPr>
           <w:rFonts w:ascii="Cambria" w:cs="Cambria" w:eastAsia="Cambria" w:hAnsi="Cambria"/>
           <w:b w:val="0"/>
-          <w:i w:val="0"/>
+          <w:bCs w:val="0"/>
+          <w:i w:val="0"/>
+          <w:iCs w:val="0"/>
           <w:smallCaps w:val="0"/>
           <w:strike w:val="0"/>
           <w:color w:val="17365d"/>
@@ -3535,7 +3717,9 @@
         <w:rPr>
           <w:rFonts w:ascii="Cambria" w:cs="Cambria" w:eastAsia="Cambria" w:hAnsi="Cambria"/>
           <w:b w:val="0"/>
-          <w:i w:val="0"/>
+          <w:bCs w:val="0"/>
+          <w:i w:val="0"/>
+          <w:iCs w:val="0"/>
           <w:smallCaps w:val="0"/>
           <w:strike w:val="0"/>
           <w:color w:val="17365d"/>
@@ -3582,7 +3766,9 @@
         <w:rPr>
           <w:rFonts w:ascii="Cambria" w:cs="Cambria" w:eastAsia="Cambria" w:hAnsi="Cambria"/>
           <w:b w:val="1"/>
-          <w:i w:val="0"/>
+          <w:bCs w:val="1"/>
+          <w:i w:val="0"/>
+          <w:iCs w:val="0"/>
           <w:smallCaps w:val="0"/>
           <w:strike w:val="0"/>
           <w:color w:val="366091"/>
@@ -3599,7 +3785,9 @@
         <w:rPr>
           <w:rFonts w:ascii="Cambria" w:cs="Cambria" w:eastAsia="Cambria" w:hAnsi="Cambria"/>
           <w:b w:val="1"/>
-          <w:i w:val="0"/>
+          <w:bCs w:val="1"/>
+          <w:i w:val="0"/>
+          <w:iCs w:val="0"/>
           <w:smallCaps w:val="0"/>
           <w:strike w:val="0"/>
           <w:color w:val="366091"/>
@@ -3636,7 +3824,9 @@
         <w:rPr>
           <w:rFonts w:ascii="Calibri" w:cs="Calibri" w:eastAsia="Calibri" w:hAnsi="Calibri"/>
           <w:b w:val="0"/>
+          <w:bCs w:val="0"/>
           <w:i w:val="1"/>
+          <w:iCs w:val="1"/>
           <w:smallCaps w:val="0"/>
           <w:strike w:val="0"/>
           <w:color w:val="548dd4"/>
@@ -3659,7 +3849,9 @@
         <w:rPr>
           <w:rFonts w:ascii="Calibri" w:cs="Calibri" w:eastAsia="Calibri" w:hAnsi="Calibri"/>
           <w:b w:val="0"/>
+          <w:bCs w:val="0"/>
           <w:i w:val="1"/>
+          <w:iCs w:val="1"/>
           <w:smallCaps w:val="0"/>
           <w:strike w:val="0"/>
           <w:color w:val="548dd4"/>
@@ -3693,7 +3885,9 @@
         <w:rPr>
           <w:rFonts w:ascii="Cambria" w:cs="Cambria" w:eastAsia="Cambria" w:hAnsi="Cambria"/>
           <w:b w:val="1"/>
-          <w:i w:val="0"/>
+          <w:bCs w:val="1"/>
+          <w:i w:val="0"/>
+          <w:iCs w:val="0"/>
           <w:smallCaps w:val="0"/>
           <w:strike w:val="0"/>
           <w:color w:val="4f81bd"/>
@@ -3710,7 +3904,9 @@
         <w:rPr>
           <w:rFonts w:ascii="Cambria" w:cs="Cambria" w:eastAsia="Cambria" w:hAnsi="Cambria"/>
           <w:b w:val="1"/>
-          <w:i w:val="0"/>
+          <w:bCs w:val="1"/>
+          <w:i w:val="0"/>
+          <w:iCs w:val="0"/>
           <w:smallCaps w:val="0"/>
           <w:strike w:val="0"/>
           <w:color w:val="4f81bd"/>
@@ -3775,6 +3971,7 @@
         <w:jc w:val="both"/>
         <w:rPr>
           <w:i w:val="1"/>
+          <w:iCs w:val="1"/>
           <w:color w:val="548dd4"/>
         </w:rPr>
       </w:pPr>
@@ -3807,7 +4004,9 @@
         <w:rPr>
           <w:rFonts w:ascii="Calibri" w:cs="Calibri" w:eastAsia="Calibri" w:hAnsi="Calibri"/>
           <w:b w:val="0"/>
+          <w:bCs w:val="0"/>
           <w:i w:val="1"/>
+          <w:iCs w:val="1"/>
           <w:smallCaps w:val="0"/>
           <w:strike w:val="0"/>
           <w:color w:val="548dd4"/>
@@ -3844,7 +4043,9 @@
         <w:rPr>
           <w:rFonts w:ascii="Cambria" w:cs="Cambria" w:eastAsia="Cambria" w:hAnsi="Cambria"/>
           <w:b w:val="1"/>
-          <w:i w:val="0"/>
+          <w:bCs w:val="1"/>
+          <w:i w:val="0"/>
+          <w:iCs w:val="0"/>
           <w:smallCaps w:val="0"/>
           <w:strike w:val="0"/>
           <w:color w:val="4f81bd"/>
@@ -3861,7 +4062,9 @@
         <w:rPr>
           <w:rFonts w:ascii="Cambria" w:cs="Cambria" w:eastAsia="Cambria" w:hAnsi="Cambria"/>
           <w:b w:val="1"/>
-          <w:i w:val="0"/>
+          <w:bCs w:val="1"/>
+          <w:i w:val="0"/>
+          <w:iCs w:val="0"/>
           <w:smallCaps w:val="0"/>
           <w:strike w:val="0"/>
           <w:color w:val="4f81bd"/>
@@ -3883,6 +4086,7 @@
         <w:jc w:val="both"/>
         <w:rPr>
           <w:i w:val="1"/>
+          <w:iCs w:val="1"/>
           <w:color w:val="548dd4"/>
         </w:rPr>
       </w:pPr>
@@ -3979,7 +4183,9 @@
         <w:rPr>
           <w:rFonts w:ascii="Cambria" w:cs="Cambria" w:eastAsia="Cambria" w:hAnsi="Cambria"/>
           <w:b w:val="1"/>
-          <w:i w:val="0"/>
+          <w:bCs w:val="1"/>
+          <w:i w:val="0"/>
+          <w:iCs w:val="0"/>
           <w:smallCaps w:val="0"/>
           <w:strike w:val="0"/>
           <w:color w:val="366091"/>
@@ -3996,7 +4202,9 @@
         <w:rPr>
           <w:rFonts w:ascii="Cambria" w:cs="Cambria" w:eastAsia="Cambria" w:hAnsi="Cambria"/>
           <w:b w:val="1"/>
-          <w:i w:val="0"/>
+          <w:bCs w:val="1"/>
+          <w:i w:val="0"/>
+          <w:iCs w:val="0"/>
           <w:smallCaps w:val="0"/>
           <w:strike w:val="0"/>
           <w:color w:val="366091"/>
@@ -4124,6 +4332,7 @@
         <w:jc w:val="both"/>
         <w:rPr>
           <w:i w:val="1"/>
+          <w:iCs w:val="1"/>
           <w:color w:val="548dd4"/>
         </w:rPr>
       </w:pPr>
@@ -4156,7 +4365,9 @@
         <w:rPr>
           <w:rFonts w:ascii="Calibri" w:cs="Calibri" w:eastAsia="Calibri" w:hAnsi="Calibri"/>
           <w:b w:val="0"/>
+          <w:bCs w:val="0"/>
           <w:i w:val="1"/>
+          <w:iCs w:val="1"/>
           <w:smallCaps w:val="0"/>
           <w:strike w:val="0"/>
           <w:color w:val="548dd4"/>
@@ -4193,7 +4404,9 @@
         <w:rPr>
           <w:rFonts w:ascii="Cambria" w:cs="Cambria" w:eastAsia="Cambria" w:hAnsi="Cambria"/>
           <w:b w:val="1"/>
-          <w:i w:val="0"/>
+          <w:bCs w:val="1"/>
+          <w:i w:val="0"/>
+          <w:iCs w:val="0"/>
           <w:smallCaps w:val="0"/>
           <w:strike w:val="0"/>
           <w:color w:val="4f81bd"/>
@@ -4210,7 +4423,9 @@
         <w:rPr>
           <w:rFonts w:ascii="Cambria" w:cs="Cambria" w:eastAsia="Cambria" w:hAnsi="Cambria"/>
           <w:b w:val="1"/>
-          <w:i w:val="0"/>
+          <w:bCs w:val="1"/>
+          <w:i w:val="0"/>
+          <w:iCs w:val="0"/>
           <w:smallCaps w:val="0"/>
           <w:strike w:val="0"/>
           <w:color w:val="4f81bd"/>
@@ -4328,12 +4543,14 @@
           <w:tab w:val="left" w:leader="none" w:pos="0"/>
         </w:tabs>
         <w:spacing w:after="0" w:before="200" w:line="276" w:lineRule="auto"/>
-        <w:ind w:left="115" w:right="0" w:hanging="5.9999999999999964"/>
+        <w:ind w:left="0" w:right="0" w:firstLine="0"/>
         <w:jc w:val="both"/>
         <w:rPr>
           <w:rFonts w:ascii="Calibri" w:cs="Calibri" w:eastAsia="Calibri" w:hAnsi="Calibri"/>
           <w:b w:val="0"/>
+          <w:bCs w:val="0"/>
           <w:i w:val="1"/>
+          <w:iCs w:val="1"/>
           <w:smallCaps w:val="0"/>
           <w:strike w:val="0"/>
           <w:color w:val="548dd4"/>
@@ -4373,7 +4590,9 @@
         <w:rPr>
           <w:rFonts w:ascii="Cambria" w:cs="Cambria" w:eastAsia="Cambria" w:hAnsi="Cambria"/>
           <w:b w:val="1"/>
-          <w:i w:val="0"/>
+          <w:bCs w:val="1"/>
+          <w:i w:val="0"/>
+          <w:iCs w:val="0"/>
           <w:smallCaps w:val="0"/>
           <w:strike w:val="0"/>
           <w:color w:val="4f81bd"/>
@@ -4390,7 +4609,9 @@
         <w:rPr>
           <w:rFonts w:ascii="Cambria" w:cs="Cambria" w:eastAsia="Cambria" w:hAnsi="Cambria"/>
           <w:b w:val="1"/>
-          <w:i w:val="0"/>
+          <w:bCs w:val="1"/>
+          <w:i w:val="0"/>
+          <w:iCs w:val="0"/>
           <w:smallCaps w:val="0"/>
           <w:strike w:val="0"/>
           <w:color w:val="366091"/>
@@ -4429,7 +4650,9 @@
         <w:rPr>
           <w:rFonts w:ascii="Cambria" w:cs="Cambria" w:eastAsia="Cambria" w:hAnsi="Cambria"/>
           <w:b w:val="1"/>
-          <w:i w:val="0"/>
+          <w:bCs w:val="1"/>
+          <w:i w:val="0"/>
+          <w:iCs w:val="0"/>
           <w:smallCaps w:val="0"/>
           <w:strike w:val="0"/>
           <w:color w:val="4f81bd"/>
@@ -4446,6 +4669,7 @@
         <w:rPr>
           <w:rFonts w:ascii="Cambria" w:cs="Cambria" w:eastAsia="Cambria" w:hAnsi="Cambria"/>
           <w:b w:val="1"/>
+          <w:bCs w:val="1"/>
           <w:color w:val="4f81bd"/>
           <w:sz w:val="26"/>
           <w:szCs w:val="26"/>
@@ -4467,6 +4691,7 @@
         <w:rPr>
           <w:rFonts w:ascii="Cambria" w:cs="Cambria" w:eastAsia="Cambria" w:hAnsi="Cambria"/>
           <w:b w:val="1"/>
+          <w:bCs w:val="1"/>
           <w:color w:val="4f81bd"/>
         </w:rPr>
       </w:pPr>
@@ -4474,6 +4699,7 @@
         <w:rPr>
           <w:rFonts w:ascii="Cambria" w:cs="Cambria" w:eastAsia="Cambria" w:hAnsi="Cambria"/>
           <w:b w:val="1"/>
+          <w:bCs w:val="1"/>
           <w:color w:val="4f81bd"/>
           <w:rtl w:val="0"/>
         </w:rPr>
@@ -4503,7 +4729,7 @@
     <w:sdt>
       <w:sdtPr>
         <w:lock w:val="contentLocked"/>
-        <w:id w:val="39775650"/>
+        <w:id w:val="1699371520"/>
         <w:tag w:val="goog_rdk_0"/>
       </w:sdtPr>
       <w:sdtContent>
@@ -5188,6 +5414,7 @@
                   <w:rPr>
                     <w:rFonts w:ascii="Arial" w:cs="Arial" w:eastAsia="Arial" w:hAnsi="Arial"/>
                     <w:i w:val="1"/>
+                    <w:iCs w:val="1"/>
                     <w:rtl w:val="0"/>
                   </w:rPr>
                   <w:t xml:space="preserve">desplegarPantallaTiempos</w:t>
@@ -5395,6 +5622,7 @@
                   <w:rPr>
                     <w:rFonts w:ascii="Arial" w:cs="Arial" w:eastAsia="Arial" w:hAnsi="Arial"/>
                     <w:i w:val="1"/>
+                    <w:iCs w:val="1"/>
                     <w:rtl w:val="0"/>
                   </w:rPr>
                   <w:t xml:space="preserve">validarEstadoTarea</w:t>
@@ -5637,6 +5865,7 @@
                   <w:rPr>
                     <w:rFonts w:ascii="Arial" w:cs="Arial" w:eastAsia="Arial" w:hAnsi="Arial"/>
                     <w:i w:val="1"/>
+                    <w:iCs w:val="1"/>
                     <w:rtl w:val="0"/>
                   </w:rPr>
                   <w:t xml:space="preserve">iniciarCronometro</w:t>
@@ -5972,6 +6201,7 @@
                   <w:rPr>
                     <w:rFonts w:ascii="Arial" w:cs="Arial" w:eastAsia="Arial" w:hAnsi="Arial"/>
                     <w:i w:val="1"/>
+                    <w:iCs w:val="1"/>
                     <w:rtl w:val="0"/>
                   </w:rPr>
                   <w:t xml:space="preserve">pausarCronometro</w:t>
@@ -6159,6 +6389,7 @@
                   <w:rPr>
                     <w:rFonts w:ascii="Arial" w:cs="Arial" w:eastAsia="Arial" w:hAnsi="Arial"/>
                     <w:i w:val="1"/>
+                    <w:iCs w:val="1"/>
                     <w:rtl w:val="0"/>
                   </w:rPr>
                   <w:t xml:space="preserve">registrarTiempo </w:t>
@@ -6847,6 +7078,7 @@
         <w:rPr>
           <w:rFonts w:ascii="Cambria" w:cs="Cambria" w:eastAsia="Cambria" w:hAnsi="Cambria"/>
           <w:b w:val="1"/>
+          <w:bCs w:val="1"/>
           <w:color w:val="4f81bd"/>
           <w:sz w:val="22.079999923706055"/>
           <w:szCs w:val="22.079999923706055"/>
@@ -6866,6 +7098,7 @@
         <w:rPr>
           <w:rFonts w:ascii="Cambria" w:cs="Cambria" w:eastAsia="Cambria" w:hAnsi="Cambria"/>
           <w:b w:val="1"/>
+          <w:bCs w:val="1"/>
           <w:color w:val="4f81bd"/>
         </w:rPr>
       </w:pPr>
@@ -6883,6 +7116,7 @@
         <w:rPr>
           <w:rFonts w:ascii="Cambria" w:cs="Cambria" w:eastAsia="Cambria" w:hAnsi="Cambria"/>
           <w:b w:val="1"/>
+          <w:bCs w:val="1"/>
           <w:color w:val="4f81bd"/>
         </w:rPr>
       </w:pPr>
@@ -6900,6 +7134,7 @@
         <w:rPr>
           <w:rFonts w:ascii="Cambria" w:cs="Cambria" w:eastAsia="Cambria" w:hAnsi="Cambria"/>
           <w:b w:val="1"/>
+          <w:bCs w:val="1"/>
           <w:color w:val="4f81bd"/>
         </w:rPr>
       </w:pPr>
@@ -6917,6 +7152,7 @@
         <w:rPr>
           <w:rFonts w:ascii="Cambria" w:cs="Cambria" w:eastAsia="Cambria" w:hAnsi="Cambria"/>
           <w:b w:val="1"/>
+          <w:bCs w:val="1"/>
           <w:color w:val="4f81bd"/>
         </w:rPr>
       </w:pPr>
@@ -6934,6 +7170,7 @@
         <w:rPr>
           <w:rFonts w:ascii="Cambria" w:cs="Cambria" w:eastAsia="Cambria" w:hAnsi="Cambria"/>
           <w:b w:val="1"/>
+          <w:bCs w:val="1"/>
           <w:color w:val="4f81bd"/>
         </w:rPr>
       </w:pPr>
@@ -6951,6 +7188,7 @@
         <w:rPr>
           <w:rFonts w:ascii="Cambria" w:cs="Cambria" w:eastAsia="Cambria" w:hAnsi="Cambria"/>
           <w:b w:val="1"/>
+          <w:bCs w:val="1"/>
           <w:color w:val="4f81bd"/>
         </w:rPr>
       </w:pPr>
@@ -6968,6 +7206,7 @@
         <w:rPr>
           <w:rFonts w:ascii="Cambria" w:cs="Cambria" w:eastAsia="Cambria" w:hAnsi="Cambria"/>
           <w:b w:val="1"/>
+          <w:bCs w:val="1"/>
           <w:color w:val="4f81bd"/>
         </w:rPr>
       </w:pPr>
@@ -6985,6 +7224,7 @@
         <w:rPr>
           <w:rFonts w:ascii="Cambria" w:cs="Cambria" w:eastAsia="Cambria" w:hAnsi="Cambria"/>
           <w:b w:val="1"/>
+          <w:bCs w:val="1"/>
           <w:color w:val="4f81bd"/>
         </w:rPr>
       </w:pPr>
@@ -7017,7 +7257,9 @@
         <w:rPr>
           <w:rFonts w:ascii="Calibri" w:cs="Calibri" w:eastAsia="Calibri" w:hAnsi="Calibri"/>
           <w:b w:val="0"/>
+          <w:bCs w:val="0"/>
           <w:i w:val="1"/>
+          <w:iCs w:val="1"/>
           <w:smallCaps w:val="0"/>
           <w:strike w:val="0"/>
           <w:color w:val="548dd4"/>
@@ -7057,7 +7299,9 @@
         <w:rPr>
           <w:rFonts w:ascii="Calibri" w:cs="Calibri" w:eastAsia="Calibri" w:hAnsi="Calibri"/>
           <w:b w:val="0"/>
+          <w:bCs w:val="0"/>
           <w:i w:val="1"/>
+          <w:iCs w:val="1"/>
           <w:smallCaps w:val="0"/>
           <w:strike w:val="0"/>
           <w:color w:val="548dd4"/>
@@ -7094,7 +7338,9 @@
         <w:rPr>
           <w:rFonts w:ascii="Cambria" w:cs="Cambria" w:eastAsia="Cambria" w:hAnsi="Cambria"/>
           <w:b w:val="1"/>
-          <w:i w:val="0"/>
+          <w:bCs w:val="1"/>
+          <w:i w:val="0"/>
+          <w:iCs w:val="0"/>
           <w:smallCaps w:val="0"/>
           <w:strike w:val="0"/>
           <w:color w:val="4f81bd"/>
@@ -7109,7 +7355,7 @@
       <w:bookmarkEnd w:id="8"/>
       <w:sdt>
         <w:sdtPr>
-          <w:id w:val="-17079660"/>
+          <w:id w:val="-1817591091"/>
           <w:tag w:val="goog_rdk_1"/>
         </w:sdtPr>
         <w:sdtContent>
@@ -7120,7 +7366,9 @@
         <w:rPr>
           <w:rFonts w:ascii="Cambria" w:cs="Cambria" w:eastAsia="Cambria" w:hAnsi="Cambria"/>
           <w:b w:val="1"/>
-          <w:i w:val="0"/>
+          <w:bCs w:val="1"/>
+          <w:i w:val="0"/>
+          <w:iCs w:val="0"/>
           <w:smallCaps w:val="0"/>
           <w:strike w:val="0"/>
           <w:color w:val="4f81bd"/>
@@ -7165,6 +7413,7 @@
         <w:jc w:val="center"/>
         <w:rPr>
           <w:b w:val="1"/>
+          <w:bCs w:val="1"/>
           <w:smallCaps w:val="0"/>
           <w:strike w:val="0"/>
           <w:sz w:val="22"/>
@@ -7177,6 +7426,7 @@
       <w:r>
         <w:rPr>
           <w:b w:val="1"/>
+          <w:bCs w:val="1"/>
           <w:rtl w:val="0"/>
         </w:rPr>
         <w:t xml:space="preserve">Figura 01 - Diagrama de secuencia CU20: Registrar tiempo por cronómetro</w:t>
@@ -7199,12 +7449,12 @@
             <wp:extent cx="6316366" cy="5792788"/>
             <wp:effectExtent b="0" l="0" r="0" t="0"/>
             <wp:wrapSquare wrapText="bothSides" distB="114300" distT="114300" distL="114300" distR="114300"/>
-            <wp:docPr id="30" name="image4.png"/>
+            <wp:docPr id="30" name="image15.png"/>
             <a:graphic>
               <a:graphicData uri="http://schemas.openxmlformats.org/drawingml/2006/picture">
                 <pic:pic>
                   <pic:nvPicPr>
-                    <pic:cNvPr id="0" name="image4.png"/>
+                    <pic:cNvPr id="0" name="image15.png"/>
                     <pic:cNvPicPr preferRelativeResize="0"/>
                   </pic:nvPicPr>
                   <pic:blipFill>
@@ -7252,7 +7502,9 @@
         <w:rPr>
           <w:rFonts w:ascii="Calibri" w:cs="Calibri" w:eastAsia="Calibri" w:hAnsi="Calibri"/>
           <w:b w:val="0"/>
+          <w:bCs w:val="0"/>
           <w:i w:val="1"/>
+          <w:iCs w:val="1"/>
           <w:smallCaps w:val="0"/>
           <w:strike w:val="0"/>
           <w:color w:val="548dd4"/>
@@ -7292,7 +7544,9 @@
         <w:rPr>
           <w:rFonts w:ascii="Calibri" w:cs="Calibri" w:eastAsia="Calibri" w:hAnsi="Calibri"/>
           <w:b w:val="0"/>
+          <w:bCs w:val="0"/>
           <w:i w:val="1"/>
+          <w:iCs w:val="1"/>
           <w:smallCaps w:val="0"/>
           <w:strike w:val="0"/>
           <w:color w:val="548dd4"/>
@@ -7329,7 +7583,9 @@
         <w:rPr>
           <w:rFonts w:ascii="Calibri" w:cs="Calibri" w:eastAsia="Calibri" w:hAnsi="Calibri"/>
           <w:b w:val="0"/>
-          <w:i w:val="0"/>
+          <w:bCs w:val="0"/>
+          <w:i w:val="0"/>
+          <w:iCs w:val="0"/>
           <w:smallCaps w:val="0"/>
           <w:strike w:val="0"/>
           <w:color w:val="000000"/>
@@ -7366,7 +7622,9 @@
         <w:rPr>
           <w:rFonts w:ascii="Cambria" w:cs="Cambria" w:eastAsia="Cambria" w:hAnsi="Cambria"/>
           <w:b w:val="1"/>
-          <w:i w:val="0"/>
+          <w:bCs w:val="1"/>
+          <w:i w:val="0"/>
+          <w:iCs w:val="0"/>
           <w:smallCaps w:val="0"/>
           <w:strike w:val="0"/>
           <w:color w:val="4f81bd"/>
@@ -7418,7 +7676,9 @@
         <w:rPr>
           <w:rFonts w:ascii="Arial" w:cs="Arial" w:eastAsia="Arial" w:hAnsi="Arial"/>
           <w:b w:val="0"/>
-          <w:i w:val="0"/>
+          <w:bCs w:val="0"/>
+          <w:i w:val="0"/>
+          <w:iCs w:val="0"/>
           <w:smallCaps w:val="0"/>
           <w:strike w:val="0"/>
           <w:color w:val="000000"/>
@@ -7433,7 +7693,9 @@
         <w:rPr>
           <w:rFonts w:ascii="Arial" w:cs="Arial" w:eastAsia="Arial" w:hAnsi="Arial"/>
           <w:b w:val="0"/>
-          <w:i w:val="0"/>
+          <w:bCs w:val="0"/>
+          <w:i w:val="0"/>
+          <w:iCs w:val="0"/>
           <w:smallCaps w:val="0"/>
           <w:strike w:val="0"/>
           <w:color w:val="000000"/>
@@ -7467,7 +7729,9 @@
         <w:rPr>
           <w:rFonts w:ascii="Arial" w:cs="Arial" w:eastAsia="Arial" w:hAnsi="Arial"/>
           <w:b w:val="0"/>
-          <w:i w:val="0"/>
+          <w:bCs w:val="0"/>
+          <w:i w:val="0"/>
+          <w:iCs w:val="0"/>
           <w:smallCaps w:val="0"/>
           <w:strike w:val="0"/>
           <w:color w:val="000000"/>
@@ -7482,7 +7746,9 @@
         <w:rPr>
           <w:rFonts w:ascii="Arial" w:cs="Arial" w:eastAsia="Arial" w:hAnsi="Arial"/>
           <w:b w:val="0"/>
-          <w:i w:val="0"/>
+          <w:bCs w:val="0"/>
+          <w:i w:val="0"/>
+          <w:iCs w:val="0"/>
           <w:smallCaps w:val="0"/>
           <w:strike w:val="0"/>
           <w:color w:val="000000"/>
@@ -7516,7 +7782,9 @@
         <w:rPr>
           <w:rFonts w:ascii="Arial" w:cs="Arial" w:eastAsia="Arial" w:hAnsi="Arial"/>
           <w:b w:val="0"/>
-          <w:i w:val="0"/>
+          <w:bCs w:val="0"/>
+          <w:i w:val="0"/>
+          <w:iCs w:val="0"/>
           <w:smallCaps w:val="0"/>
           <w:strike w:val="0"/>
           <w:color w:val="000000"/>
@@ -7553,7 +7821,9 @@
         <w:rPr>
           <w:rFonts w:ascii="Arial" w:cs="Arial" w:eastAsia="Arial" w:hAnsi="Arial"/>
           <w:b w:val="0"/>
-          <w:i w:val="0"/>
+          <w:bCs w:val="0"/>
+          <w:i w:val="0"/>
+          <w:iCs w:val="0"/>
           <w:smallCaps w:val="0"/>
           <w:strike w:val="0"/>
           <w:color w:val="000000"/>
@@ -7568,7 +7838,9 @@
         <w:rPr>
           <w:rFonts w:ascii="Arial" w:cs="Arial" w:eastAsia="Arial" w:hAnsi="Arial"/>
           <w:b w:val="0"/>
-          <w:i w:val="0"/>
+          <w:bCs w:val="0"/>
+          <w:i w:val="0"/>
+          <w:iCs w:val="0"/>
           <w:smallCaps w:val="0"/>
           <w:strike w:val="0"/>
           <w:color w:val="000000"/>
@@ -7602,7 +7874,9 @@
         <w:rPr>
           <w:rFonts w:ascii="Arial" w:cs="Arial" w:eastAsia="Arial" w:hAnsi="Arial"/>
           <w:b w:val="0"/>
-          <w:i w:val="0"/>
+          <w:bCs w:val="0"/>
+          <w:i w:val="0"/>
+          <w:iCs w:val="0"/>
           <w:smallCaps w:val="0"/>
           <w:strike w:val="0"/>
           <w:color w:val="000000"/>
@@ -7617,7 +7891,9 @@
         <w:rPr>
           <w:rFonts w:ascii="Arial" w:cs="Arial" w:eastAsia="Arial" w:hAnsi="Arial"/>
           <w:b w:val="0"/>
-          <w:i w:val="0"/>
+          <w:bCs w:val="0"/>
+          <w:i w:val="0"/>
+          <w:iCs w:val="0"/>
           <w:smallCaps w:val="0"/>
           <w:strike w:val="0"/>
           <w:color w:val="000000"/>
@@ -7651,7 +7927,9 @@
         <w:rPr>
           <w:rFonts w:ascii="Arial" w:cs="Arial" w:eastAsia="Arial" w:hAnsi="Arial"/>
           <w:b w:val="0"/>
-          <w:i w:val="0"/>
+          <w:bCs w:val="0"/>
+          <w:i w:val="0"/>
+          <w:iCs w:val="0"/>
           <w:smallCaps w:val="0"/>
           <w:strike w:val="0"/>
           <w:color w:val="000000"/>
@@ -7666,7 +7944,9 @@
         <w:rPr>
           <w:rFonts w:ascii="Arial" w:cs="Arial" w:eastAsia="Arial" w:hAnsi="Arial"/>
           <w:b w:val="0"/>
-          <w:i w:val="0"/>
+          <w:bCs w:val="0"/>
+          <w:i w:val="0"/>
+          <w:iCs w:val="0"/>
           <w:smallCaps w:val="0"/>
           <w:strike w:val="0"/>
           <w:color w:val="000000"/>
@@ -7700,7 +7980,9 @@
         <w:rPr>
           <w:rFonts w:ascii="Arial" w:cs="Arial" w:eastAsia="Arial" w:hAnsi="Arial"/>
           <w:b w:val="0"/>
-          <w:i w:val="0"/>
+          <w:bCs w:val="0"/>
+          <w:i w:val="0"/>
+          <w:iCs w:val="0"/>
           <w:smallCaps w:val="0"/>
           <w:strike w:val="0"/>
           <w:color w:val="000000"/>
@@ -7715,7 +7997,9 @@
         <w:rPr>
           <w:rFonts w:ascii="Arial" w:cs="Arial" w:eastAsia="Arial" w:hAnsi="Arial"/>
           <w:b w:val="0"/>
-          <w:i w:val="0"/>
+          <w:bCs w:val="0"/>
+          <w:i w:val="0"/>
+          <w:iCs w:val="0"/>
           <w:smallCaps w:val="0"/>
           <w:strike w:val="0"/>
           <w:color w:val="000000"/>
@@ -7749,7 +8033,9 @@
         <w:rPr>
           <w:rFonts w:ascii="Arial" w:cs="Arial" w:eastAsia="Arial" w:hAnsi="Arial"/>
           <w:b w:val="0"/>
-          <w:i w:val="0"/>
+          <w:bCs w:val="0"/>
+          <w:i w:val="0"/>
+          <w:iCs w:val="0"/>
           <w:smallCaps w:val="0"/>
           <w:strike w:val="0"/>
           <w:color w:val="000000"/>
@@ -7764,7 +8050,9 @@
         <w:rPr>
           <w:rFonts w:ascii="Arial" w:cs="Arial" w:eastAsia="Arial" w:hAnsi="Arial"/>
           <w:b w:val="0"/>
-          <w:i w:val="0"/>
+          <w:bCs w:val="0"/>
+          <w:i w:val="0"/>
+          <w:iCs w:val="0"/>
           <w:smallCaps w:val="0"/>
           <w:strike w:val="0"/>
           <w:color w:val="000000"/>
@@ -7798,7 +8086,9 @@
         <w:rPr>
           <w:rFonts w:ascii="Arial" w:cs="Arial" w:eastAsia="Arial" w:hAnsi="Arial"/>
           <w:b w:val="0"/>
-          <w:i w:val="0"/>
+          <w:bCs w:val="0"/>
+          <w:i w:val="0"/>
+          <w:iCs w:val="0"/>
           <w:smallCaps w:val="0"/>
           <w:strike w:val="0"/>
           <w:color w:val="000000"/>
@@ -7813,7 +8103,9 @@
         <w:rPr>
           <w:rFonts w:ascii="Arial" w:cs="Arial" w:eastAsia="Arial" w:hAnsi="Arial"/>
           <w:b w:val="0"/>
-          <w:i w:val="0"/>
+          <w:bCs w:val="0"/>
+          <w:i w:val="0"/>
+          <w:iCs w:val="0"/>
           <w:smallCaps w:val="0"/>
           <w:strike w:val="0"/>
           <w:color w:val="000000"/>
@@ -7847,7 +8139,9 @@
         <w:rPr>
           <w:rFonts w:ascii="Arial" w:cs="Arial" w:eastAsia="Arial" w:hAnsi="Arial"/>
           <w:b w:val="0"/>
-          <w:i w:val="0"/>
+          <w:bCs w:val="0"/>
+          <w:i w:val="0"/>
+          <w:iCs w:val="0"/>
           <w:smallCaps w:val="0"/>
           <w:strike w:val="0"/>
           <w:color w:val="000000"/>
@@ -7862,7 +8156,9 @@
         <w:rPr>
           <w:rFonts w:ascii="Arial" w:cs="Arial" w:eastAsia="Arial" w:hAnsi="Arial"/>
           <w:b w:val="0"/>
-          <w:i w:val="0"/>
+          <w:bCs w:val="0"/>
+          <w:i w:val="0"/>
+          <w:iCs w:val="0"/>
           <w:smallCaps w:val="0"/>
           <w:strike w:val="0"/>
           <w:color w:val="000000"/>
@@ -7896,7 +8192,9 @@
         <w:rPr>
           <w:rFonts w:ascii="Arial" w:cs="Arial" w:eastAsia="Arial" w:hAnsi="Arial"/>
           <w:b w:val="0"/>
-          <w:i w:val="0"/>
+          <w:bCs w:val="0"/>
+          <w:i w:val="0"/>
+          <w:iCs w:val="0"/>
           <w:smallCaps w:val="0"/>
           <w:strike w:val="0"/>
           <w:color w:val="000000"/>
@@ -7911,7 +8209,9 @@
         <w:rPr>
           <w:rFonts w:ascii="Arial" w:cs="Arial" w:eastAsia="Arial" w:hAnsi="Arial"/>
           <w:b w:val="0"/>
-          <w:i w:val="0"/>
+          <w:bCs w:val="0"/>
+          <w:i w:val="0"/>
+          <w:iCs w:val="0"/>
           <w:smallCaps w:val="0"/>
           <w:strike w:val="0"/>
           <w:color w:val="000000"/>
@@ -7945,7 +8245,9 @@
         <w:rPr>
           <w:rFonts w:ascii="Arial" w:cs="Arial" w:eastAsia="Arial" w:hAnsi="Arial"/>
           <w:b w:val="0"/>
-          <w:i w:val="0"/>
+          <w:bCs w:val="0"/>
+          <w:i w:val="0"/>
+          <w:iCs w:val="0"/>
           <w:smallCaps w:val="0"/>
           <w:strike w:val="0"/>
           <w:color w:val="000000"/>
@@ -7960,7 +8262,9 @@
         <w:rPr>
           <w:rFonts w:ascii="Arial" w:cs="Arial" w:eastAsia="Arial" w:hAnsi="Arial"/>
           <w:b w:val="0"/>
-          <w:i w:val="0"/>
+          <w:bCs w:val="0"/>
+          <w:i w:val="0"/>
+          <w:iCs w:val="0"/>
           <w:smallCaps w:val="0"/>
           <w:strike w:val="0"/>
           <w:color w:val="000000"/>
@@ -7994,7 +8298,9 @@
         <w:rPr>
           <w:rFonts w:ascii="Arial" w:cs="Arial" w:eastAsia="Arial" w:hAnsi="Arial"/>
           <w:b w:val="0"/>
-          <w:i w:val="0"/>
+          <w:bCs w:val="0"/>
+          <w:i w:val="0"/>
+          <w:iCs w:val="0"/>
           <w:smallCaps w:val="0"/>
           <w:strike w:val="0"/>
           <w:color w:val="000000"/>
@@ -8031,7 +8337,9 @@
         <w:rPr>
           <w:rFonts w:ascii="Arial" w:cs="Arial" w:eastAsia="Arial" w:hAnsi="Arial"/>
           <w:b w:val="0"/>
-          <w:i w:val="0"/>
+          <w:bCs w:val="0"/>
+          <w:i w:val="0"/>
+          <w:iCs w:val="0"/>
           <w:smallCaps w:val="0"/>
           <w:strike w:val="0"/>
           <w:color w:val="000000"/>
@@ -8046,7 +8354,9 @@
         <w:rPr>
           <w:rFonts w:ascii="Arial" w:cs="Arial" w:eastAsia="Arial" w:hAnsi="Arial"/>
           <w:b w:val="0"/>
-          <w:i w:val="0"/>
+          <w:bCs w:val="0"/>
+          <w:i w:val="0"/>
+          <w:iCs w:val="0"/>
           <w:smallCaps w:val="0"/>
           <w:strike w:val="0"/>
           <w:color w:val="000000"/>
@@ -8080,7 +8390,9 @@
         <w:rPr>
           <w:rFonts w:ascii="Arial" w:cs="Arial" w:eastAsia="Arial" w:hAnsi="Arial"/>
           <w:b w:val="0"/>
-          <w:i w:val="0"/>
+          <w:bCs w:val="0"/>
+          <w:i w:val="0"/>
+          <w:iCs w:val="0"/>
           <w:smallCaps w:val="0"/>
           <w:strike w:val="0"/>
           <w:color w:val="000000"/>
@@ -8095,7 +8407,9 @@
         <w:rPr>
           <w:rFonts w:ascii="Arial" w:cs="Arial" w:eastAsia="Arial" w:hAnsi="Arial"/>
           <w:b w:val="0"/>
-          <w:i w:val="0"/>
+          <w:bCs w:val="0"/>
+          <w:i w:val="0"/>
+          <w:iCs w:val="0"/>
           <w:smallCaps w:val="0"/>
           <w:strike w:val="0"/>
           <w:color w:val="000000"/>
@@ -8129,7 +8443,9 @@
         <w:rPr>
           <w:rFonts w:ascii="Arial" w:cs="Arial" w:eastAsia="Arial" w:hAnsi="Arial"/>
           <w:b w:val="0"/>
-          <w:i w:val="0"/>
+          <w:bCs w:val="0"/>
+          <w:i w:val="0"/>
+          <w:iCs w:val="0"/>
           <w:smallCaps w:val="0"/>
           <w:strike w:val="0"/>
           <w:color w:val="000000"/>
@@ -8144,7 +8460,9 @@
         <w:rPr>
           <w:rFonts w:ascii="Arial" w:cs="Arial" w:eastAsia="Arial" w:hAnsi="Arial"/>
           <w:b w:val="0"/>
-          <w:i w:val="0"/>
+          <w:bCs w:val="0"/>
+          <w:i w:val="0"/>
+          <w:iCs w:val="0"/>
           <w:smallCaps w:val="0"/>
           <w:strike w:val="0"/>
           <w:color w:val="000000"/>
@@ -8178,7 +8496,9 @@
         <w:rPr>
           <w:rFonts w:ascii="Arial" w:cs="Arial" w:eastAsia="Arial" w:hAnsi="Arial"/>
           <w:b w:val="0"/>
-          <w:i w:val="0"/>
+          <w:bCs w:val="0"/>
+          <w:i w:val="0"/>
+          <w:iCs w:val="0"/>
           <w:smallCaps w:val="0"/>
           <w:strike w:val="0"/>
           <w:color w:val="000000"/>
@@ -8193,7 +8513,9 @@
         <w:rPr>
           <w:rFonts w:ascii="Arial" w:cs="Arial" w:eastAsia="Arial" w:hAnsi="Arial"/>
           <w:b w:val="0"/>
-          <w:i w:val="0"/>
+          <w:bCs w:val="0"/>
+          <w:i w:val="0"/>
+          <w:iCs w:val="0"/>
           <w:smallCaps w:val="0"/>
           <w:strike w:val="0"/>
           <w:color w:val="000000"/>
@@ -8227,7 +8549,9 @@
         <w:rPr>
           <w:rFonts w:ascii="Arial" w:cs="Arial" w:eastAsia="Arial" w:hAnsi="Arial"/>
           <w:b w:val="0"/>
-          <w:i w:val="0"/>
+          <w:bCs w:val="0"/>
+          <w:i w:val="0"/>
+          <w:iCs w:val="0"/>
           <w:smallCaps w:val="0"/>
           <w:strike w:val="0"/>
           <w:color w:val="000000"/>
@@ -8242,7 +8566,9 @@
         <w:rPr>
           <w:rFonts w:ascii="Arial" w:cs="Arial" w:eastAsia="Arial" w:hAnsi="Arial"/>
           <w:b w:val="0"/>
-          <w:i w:val="0"/>
+          <w:bCs w:val="0"/>
+          <w:i w:val="0"/>
+          <w:iCs w:val="0"/>
           <w:smallCaps w:val="0"/>
           <w:strike w:val="0"/>
           <w:color w:val="000000"/>
@@ -8276,7 +8602,9 @@
         <w:rPr>
           <w:rFonts w:ascii="Arial" w:cs="Arial" w:eastAsia="Arial" w:hAnsi="Arial"/>
           <w:b w:val="0"/>
-          <w:i w:val="0"/>
+          <w:bCs w:val="0"/>
+          <w:i w:val="0"/>
+          <w:iCs w:val="0"/>
           <w:smallCaps w:val="0"/>
           <w:strike w:val="0"/>
           <w:color w:val="000000"/>
@@ -8291,7 +8619,9 @@
         <w:rPr>
           <w:rFonts w:ascii="Arial" w:cs="Arial" w:eastAsia="Arial" w:hAnsi="Arial"/>
           <w:b w:val="0"/>
-          <w:i w:val="0"/>
+          <w:bCs w:val="0"/>
+          <w:i w:val="0"/>
+          <w:iCs w:val="0"/>
           <w:smallCaps w:val="0"/>
           <w:strike w:val="0"/>
           <w:color w:val="000000"/>
@@ -8325,7 +8655,9 @@
         <w:rPr>
           <w:rFonts w:ascii="Arial" w:cs="Arial" w:eastAsia="Arial" w:hAnsi="Arial"/>
           <w:b w:val="0"/>
-          <w:i w:val="0"/>
+          <w:bCs w:val="0"/>
+          <w:i w:val="0"/>
+          <w:iCs w:val="0"/>
           <w:smallCaps w:val="0"/>
           <w:strike w:val="0"/>
           <w:color w:val="000000"/>
@@ -8362,7 +8694,9 @@
         <w:rPr>
           <w:rFonts w:ascii="Arial" w:cs="Arial" w:eastAsia="Arial" w:hAnsi="Arial"/>
           <w:b w:val="0"/>
-          <w:i w:val="0"/>
+          <w:bCs w:val="0"/>
+          <w:i w:val="0"/>
+          <w:iCs w:val="0"/>
           <w:smallCaps w:val="0"/>
           <w:strike w:val="0"/>
           <w:color w:val="000000"/>
@@ -8377,7 +8711,9 @@
         <w:rPr>
           <w:rFonts w:ascii="Arial" w:cs="Arial" w:eastAsia="Arial" w:hAnsi="Arial"/>
           <w:b w:val="0"/>
-          <w:i w:val="0"/>
+          <w:bCs w:val="0"/>
+          <w:i w:val="0"/>
+          <w:iCs w:val="0"/>
           <w:smallCaps w:val="0"/>
           <w:strike w:val="0"/>
           <w:color w:val="000000"/>
@@ -8411,7 +8747,9 @@
         <w:rPr>
           <w:rFonts w:ascii="Arial" w:cs="Arial" w:eastAsia="Arial" w:hAnsi="Arial"/>
           <w:b w:val="0"/>
-          <w:i w:val="0"/>
+          <w:bCs w:val="0"/>
+          <w:i w:val="0"/>
+          <w:iCs w:val="0"/>
           <w:smallCaps w:val="0"/>
           <w:strike w:val="0"/>
           <w:color w:val="000000"/>
@@ -8426,7 +8764,9 @@
         <w:rPr>
           <w:rFonts w:ascii="Arial" w:cs="Arial" w:eastAsia="Arial" w:hAnsi="Arial"/>
           <w:b w:val="0"/>
-          <w:i w:val="0"/>
+          <w:bCs w:val="0"/>
+          <w:i w:val="0"/>
+          <w:iCs w:val="0"/>
           <w:smallCaps w:val="0"/>
           <w:strike w:val="0"/>
           <w:color w:val="000000"/>
@@ -8460,7 +8800,9 @@
         <w:rPr>
           <w:rFonts w:ascii="Arial" w:cs="Arial" w:eastAsia="Arial" w:hAnsi="Arial"/>
           <w:b w:val="0"/>
-          <w:i w:val="0"/>
+          <w:bCs w:val="0"/>
+          <w:i w:val="0"/>
+          <w:iCs w:val="0"/>
           <w:smallCaps w:val="0"/>
           <w:strike w:val="0"/>
           <w:color w:val="000000"/>
@@ -8475,7 +8817,9 @@
         <w:rPr>
           <w:rFonts w:ascii="Arial" w:cs="Arial" w:eastAsia="Arial" w:hAnsi="Arial"/>
           <w:b w:val="0"/>
-          <w:i w:val="0"/>
+          <w:bCs w:val="0"/>
+          <w:i w:val="0"/>
+          <w:iCs w:val="0"/>
           <w:smallCaps w:val="0"/>
           <w:strike w:val="0"/>
           <w:color w:val="000000"/>
@@ -8509,7 +8853,9 @@
         <w:rPr>
           <w:rFonts w:ascii="Arial" w:cs="Arial" w:eastAsia="Arial" w:hAnsi="Arial"/>
           <w:b w:val="0"/>
-          <w:i w:val="0"/>
+          <w:bCs w:val="0"/>
+          <w:i w:val="0"/>
+          <w:iCs w:val="0"/>
           <w:smallCaps w:val="0"/>
           <w:strike w:val="0"/>
           <w:color w:val="000000"/>
@@ -8524,7 +8870,9 @@
         <w:rPr>
           <w:rFonts w:ascii="Arial" w:cs="Arial" w:eastAsia="Arial" w:hAnsi="Arial"/>
           <w:b w:val="0"/>
-          <w:i w:val="0"/>
+          <w:bCs w:val="0"/>
+          <w:i w:val="0"/>
+          <w:iCs w:val="0"/>
           <w:smallCaps w:val="0"/>
           <w:strike w:val="0"/>
           <w:color w:val="000000"/>
@@ -8558,7 +8906,9 @@
         <w:rPr>
           <w:rFonts w:ascii="Arial" w:cs="Arial" w:eastAsia="Arial" w:hAnsi="Arial"/>
           <w:b w:val="0"/>
-          <w:i w:val="0"/>
+          <w:bCs w:val="0"/>
+          <w:i w:val="0"/>
+          <w:iCs w:val="0"/>
           <w:smallCaps w:val="0"/>
           <w:strike w:val="0"/>
           <w:color w:val="000000"/>
@@ -8573,7 +8923,9 @@
         <w:rPr>
           <w:rFonts w:ascii="Arial" w:cs="Arial" w:eastAsia="Arial" w:hAnsi="Arial"/>
           <w:b w:val="0"/>
-          <w:i w:val="0"/>
+          <w:bCs w:val="0"/>
+          <w:i w:val="0"/>
+          <w:iCs w:val="0"/>
           <w:smallCaps w:val="0"/>
           <w:strike w:val="0"/>
           <w:color w:val="000000"/>
@@ -8607,7 +8959,9 @@
         <w:rPr>
           <w:rFonts w:ascii="Arial" w:cs="Arial" w:eastAsia="Arial" w:hAnsi="Arial"/>
           <w:b w:val="0"/>
-          <w:i w:val="0"/>
+          <w:bCs w:val="0"/>
+          <w:i w:val="0"/>
+          <w:iCs w:val="0"/>
           <w:smallCaps w:val="0"/>
           <w:strike w:val="0"/>
           <w:color w:val="000000"/>
@@ -8644,7 +8998,9 @@
         <w:rPr>
           <w:rFonts w:ascii="Arial" w:cs="Arial" w:eastAsia="Arial" w:hAnsi="Arial"/>
           <w:b w:val="0"/>
-          <w:i w:val="0"/>
+          <w:bCs w:val="0"/>
+          <w:i w:val="0"/>
+          <w:iCs w:val="0"/>
           <w:smallCaps w:val="0"/>
           <w:strike w:val="0"/>
           <w:color w:val="000000"/>
@@ -8659,7 +9015,9 @@
         <w:rPr>
           <w:rFonts w:ascii="Arial" w:cs="Arial" w:eastAsia="Arial" w:hAnsi="Arial"/>
           <w:b w:val="0"/>
-          <w:i w:val="0"/>
+          <w:bCs w:val="0"/>
+          <w:i w:val="0"/>
+          <w:iCs w:val="0"/>
           <w:smallCaps w:val="0"/>
           <w:strike w:val="0"/>
           <w:color w:val="000000"/>
@@ -8693,7 +9051,9 @@
         <w:rPr>
           <w:rFonts w:ascii="Arial" w:cs="Arial" w:eastAsia="Arial" w:hAnsi="Arial"/>
           <w:b w:val="0"/>
-          <w:i w:val="0"/>
+          <w:bCs w:val="0"/>
+          <w:i w:val="0"/>
+          <w:iCs w:val="0"/>
           <w:smallCaps w:val="0"/>
           <w:strike w:val="0"/>
           <w:color w:val="000000"/>
@@ -8708,7 +9068,9 @@
         <w:rPr>
           <w:rFonts w:ascii="Arial" w:cs="Arial" w:eastAsia="Arial" w:hAnsi="Arial"/>
           <w:b w:val="0"/>
-          <w:i w:val="0"/>
+          <w:bCs w:val="0"/>
+          <w:i w:val="0"/>
+          <w:iCs w:val="0"/>
           <w:smallCaps w:val="0"/>
           <w:strike w:val="0"/>
           <w:color w:val="000000"/>
@@ -8742,7 +9104,9 @@
         <w:rPr>
           <w:rFonts w:ascii="Arial" w:cs="Arial" w:eastAsia="Arial" w:hAnsi="Arial"/>
           <w:b w:val="0"/>
-          <w:i w:val="0"/>
+          <w:bCs w:val="0"/>
+          <w:i w:val="0"/>
+          <w:iCs w:val="0"/>
           <w:smallCaps w:val="0"/>
           <w:strike w:val="0"/>
           <w:color w:val="000000"/>
@@ -8757,7 +9121,9 @@
         <w:rPr>
           <w:rFonts w:ascii="Arial" w:cs="Arial" w:eastAsia="Arial" w:hAnsi="Arial"/>
           <w:b w:val="0"/>
-          <w:i w:val="0"/>
+          <w:bCs w:val="0"/>
+          <w:i w:val="0"/>
+          <w:iCs w:val="0"/>
           <w:smallCaps w:val="0"/>
           <w:strike w:val="0"/>
           <w:color w:val="000000"/>
@@ -8791,7 +9157,9 @@
         <w:rPr>
           <w:rFonts w:ascii="Arial" w:cs="Arial" w:eastAsia="Arial" w:hAnsi="Arial"/>
           <w:b w:val="0"/>
-          <w:i w:val="0"/>
+          <w:bCs w:val="0"/>
+          <w:i w:val="0"/>
+          <w:iCs w:val="0"/>
           <w:smallCaps w:val="0"/>
           <w:strike w:val="0"/>
           <w:color w:val="000000"/>
@@ -8806,7 +9174,9 @@
         <w:rPr>
           <w:rFonts w:ascii="Arial" w:cs="Arial" w:eastAsia="Arial" w:hAnsi="Arial"/>
           <w:b w:val="0"/>
-          <w:i w:val="0"/>
+          <w:bCs w:val="0"/>
+          <w:i w:val="0"/>
+          <w:iCs w:val="0"/>
           <w:smallCaps w:val="0"/>
           <w:strike w:val="0"/>
           <w:color w:val="000000"/>
@@ -8840,7 +9210,9 @@
         <w:rPr>
           <w:rFonts w:ascii="Arial" w:cs="Arial" w:eastAsia="Arial" w:hAnsi="Arial"/>
           <w:b w:val="0"/>
-          <w:i w:val="0"/>
+          <w:bCs w:val="0"/>
+          <w:i w:val="0"/>
+          <w:iCs w:val="0"/>
           <w:smallCaps w:val="0"/>
           <w:strike w:val="0"/>
           <w:color w:val="000000"/>
@@ -8877,7 +9249,9 @@
         <w:rPr>
           <w:rFonts w:ascii="Arial" w:cs="Arial" w:eastAsia="Arial" w:hAnsi="Arial"/>
           <w:b w:val="0"/>
-          <w:i w:val="0"/>
+          <w:bCs w:val="0"/>
+          <w:i w:val="0"/>
+          <w:iCs w:val="0"/>
           <w:smallCaps w:val="0"/>
           <w:strike w:val="0"/>
           <w:color w:val="000000"/>
@@ -8892,7 +9266,9 @@
         <w:rPr>
           <w:rFonts w:ascii="Arial" w:cs="Arial" w:eastAsia="Arial" w:hAnsi="Arial"/>
           <w:b w:val="0"/>
-          <w:i w:val="0"/>
+          <w:bCs w:val="0"/>
+          <w:i w:val="0"/>
+          <w:iCs w:val="0"/>
           <w:smallCaps w:val="0"/>
           <w:strike w:val="0"/>
           <w:color w:val="000000"/>
@@ -8926,7 +9302,9 @@
         <w:rPr>
           <w:rFonts w:ascii="Arial" w:cs="Arial" w:eastAsia="Arial" w:hAnsi="Arial"/>
           <w:b w:val="0"/>
-          <w:i w:val="0"/>
+          <w:bCs w:val="0"/>
+          <w:i w:val="0"/>
+          <w:iCs w:val="0"/>
           <w:smallCaps w:val="0"/>
           <w:strike w:val="0"/>
           <w:color w:val="000000"/>
@@ -8941,7 +9319,9 @@
         <w:rPr>
           <w:rFonts w:ascii="Arial" w:cs="Arial" w:eastAsia="Arial" w:hAnsi="Arial"/>
           <w:b w:val="0"/>
-          <w:i w:val="0"/>
+          <w:bCs w:val="0"/>
+          <w:i w:val="0"/>
+          <w:iCs w:val="0"/>
           <w:smallCaps w:val="0"/>
           <w:strike w:val="0"/>
           <w:color w:val="000000"/>
@@ -8975,7 +9355,9 @@
         <w:rPr>
           <w:rFonts w:ascii="Arial" w:cs="Arial" w:eastAsia="Arial" w:hAnsi="Arial"/>
           <w:b w:val="0"/>
-          <w:i w:val="0"/>
+          <w:bCs w:val="0"/>
+          <w:i w:val="0"/>
+          <w:iCs w:val="0"/>
           <w:smallCaps w:val="0"/>
           <w:strike w:val="0"/>
           <w:color w:val="000000"/>
@@ -8990,7 +9372,9 @@
         <w:rPr>
           <w:rFonts w:ascii="Arial" w:cs="Arial" w:eastAsia="Arial" w:hAnsi="Arial"/>
           <w:b w:val="0"/>
-          <w:i w:val="0"/>
+          <w:bCs w:val="0"/>
+          <w:i w:val="0"/>
+          <w:iCs w:val="0"/>
           <w:smallCaps w:val="0"/>
           <w:strike w:val="0"/>
           <w:color w:val="000000"/>
@@ -9024,7 +9408,9 @@
         <w:rPr>
           <w:rFonts w:ascii="Arial" w:cs="Arial" w:eastAsia="Arial" w:hAnsi="Arial"/>
           <w:b w:val="0"/>
-          <w:i w:val="0"/>
+          <w:bCs w:val="0"/>
+          <w:i w:val="0"/>
+          <w:iCs w:val="0"/>
           <w:smallCaps w:val="0"/>
           <w:strike w:val="0"/>
           <w:color w:val="000000"/>
@@ -9039,7 +9425,9 @@
         <w:rPr>
           <w:rFonts w:ascii="Arial" w:cs="Arial" w:eastAsia="Arial" w:hAnsi="Arial"/>
           <w:b w:val="0"/>
-          <w:i w:val="0"/>
+          <w:bCs w:val="0"/>
+          <w:i w:val="0"/>
+          <w:iCs w:val="0"/>
           <w:smallCaps w:val="0"/>
           <w:strike w:val="0"/>
           <w:color w:val="000000"/>
@@ -9073,7 +9461,9 @@
         <w:rPr>
           <w:rFonts w:ascii="Arial" w:cs="Arial" w:eastAsia="Arial" w:hAnsi="Arial"/>
           <w:b w:val="0"/>
-          <w:i w:val="0"/>
+          <w:bCs w:val="0"/>
+          <w:i w:val="0"/>
+          <w:iCs w:val="0"/>
           <w:smallCaps w:val="0"/>
           <w:strike w:val="0"/>
           <w:color w:val="000000"/>
@@ -9088,7 +9478,9 @@
         <w:rPr>
           <w:rFonts w:ascii="Arial" w:cs="Arial" w:eastAsia="Arial" w:hAnsi="Arial"/>
           <w:b w:val="0"/>
-          <w:i w:val="0"/>
+          <w:bCs w:val="0"/>
+          <w:i w:val="0"/>
+          <w:iCs w:val="0"/>
           <w:smallCaps w:val="0"/>
           <w:strike w:val="0"/>
           <w:color w:val="000000"/>
@@ -9122,7 +9514,9 @@
         <w:rPr>
           <w:rFonts w:ascii="Arial" w:cs="Arial" w:eastAsia="Arial" w:hAnsi="Arial"/>
           <w:b w:val="0"/>
-          <w:i w:val="0"/>
+          <w:bCs w:val="0"/>
+          <w:i w:val="0"/>
+          <w:iCs w:val="0"/>
           <w:smallCaps w:val="0"/>
           <w:strike w:val="0"/>
           <w:color w:val="000000"/>
@@ -9159,7 +9553,9 @@
         <w:rPr>
           <w:rFonts w:ascii="Arial" w:cs="Arial" w:eastAsia="Arial" w:hAnsi="Arial"/>
           <w:b w:val="0"/>
-          <w:i w:val="0"/>
+          <w:bCs w:val="0"/>
+          <w:i w:val="0"/>
+          <w:iCs w:val="0"/>
           <w:smallCaps w:val="0"/>
           <w:strike w:val="0"/>
           <w:color w:val="000000"/>
@@ -9174,7 +9570,9 @@
         <w:rPr>
           <w:rFonts w:ascii="Arial" w:cs="Arial" w:eastAsia="Arial" w:hAnsi="Arial"/>
           <w:b w:val="0"/>
-          <w:i w:val="0"/>
+          <w:bCs w:val="0"/>
+          <w:i w:val="0"/>
+          <w:iCs w:val="0"/>
           <w:smallCaps w:val="0"/>
           <w:strike w:val="0"/>
           <w:color w:val="000000"/>
@@ -9208,7 +9606,9 @@
         <w:rPr>
           <w:rFonts w:ascii="Arial" w:cs="Arial" w:eastAsia="Arial" w:hAnsi="Arial"/>
           <w:b w:val="0"/>
-          <w:i w:val="0"/>
+          <w:bCs w:val="0"/>
+          <w:i w:val="0"/>
+          <w:iCs w:val="0"/>
           <w:smallCaps w:val="0"/>
           <w:strike w:val="0"/>
           <w:color w:val="000000"/>
@@ -9223,7 +9623,9 @@
         <w:rPr>
           <w:rFonts w:ascii="Arial" w:cs="Arial" w:eastAsia="Arial" w:hAnsi="Arial"/>
           <w:b w:val="0"/>
-          <w:i w:val="0"/>
+          <w:bCs w:val="0"/>
+          <w:i w:val="0"/>
+          <w:iCs w:val="0"/>
           <w:smallCaps w:val="0"/>
           <w:strike w:val="0"/>
           <w:color w:val="000000"/>
@@ -9257,7 +9659,9 @@
         <w:rPr>
           <w:rFonts w:ascii="Arial" w:cs="Arial" w:eastAsia="Arial" w:hAnsi="Arial"/>
           <w:b w:val="0"/>
-          <w:i w:val="0"/>
+          <w:bCs w:val="0"/>
+          <w:i w:val="0"/>
+          <w:iCs w:val="0"/>
           <w:smallCaps w:val="0"/>
           <w:strike w:val="0"/>
           <w:color w:val="000000"/>
@@ -9272,7 +9676,9 @@
         <w:rPr>
           <w:rFonts w:ascii="Arial" w:cs="Arial" w:eastAsia="Arial" w:hAnsi="Arial"/>
           <w:b w:val="0"/>
-          <w:i w:val="0"/>
+          <w:bCs w:val="0"/>
+          <w:i w:val="0"/>
+          <w:iCs w:val="0"/>
           <w:smallCaps w:val="0"/>
           <w:strike w:val="0"/>
           <w:color w:val="000000"/>
@@ -9306,7 +9712,9 @@
         <w:rPr>
           <w:rFonts w:ascii="Arial" w:cs="Arial" w:eastAsia="Arial" w:hAnsi="Arial"/>
           <w:b w:val="0"/>
-          <w:i w:val="0"/>
+          <w:bCs w:val="0"/>
+          <w:i w:val="0"/>
+          <w:iCs w:val="0"/>
           <w:smallCaps w:val="0"/>
           <w:strike w:val="0"/>
           <w:color w:val="000000"/>
@@ -9321,7 +9729,9 @@
         <w:rPr>
           <w:rFonts w:ascii="Arial" w:cs="Arial" w:eastAsia="Arial" w:hAnsi="Arial"/>
           <w:b w:val="0"/>
-          <w:i w:val="0"/>
+          <w:bCs w:val="0"/>
+          <w:i w:val="0"/>
+          <w:iCs w:val="0"/>
           <w:smallCaps w:val="0"/>
           <w:strike w:val="0"/>
           <w:color w:val="000000"/>
@@ -9355,7 +9765,9 @@
         <w:rPr>
           <w:rFonts w:ascii="Arial" w:cs="Arial" w:eastAsia="Arial" w:hAnsi="Arial"/>
           <w:b w:val="0"/>
-          <w:i w:val="0"/>
+          <w:bCs w:val="0"/>
+          <w:i w:val="0"/>
+          <w:iCs w:val="0"/>
           <w:smallCaps w:val="0"/>
           <w:strike w:val="0"/>
           <w:color w:val="000000"/>
@@ -9370,7 +9782,9 @@
         <w:rPr>
           <w:rFonts w:ascii="Arial" w:cs="Arial" w:eastAsia="Arial" w:hAnsi="Arial"/>
           <w:b w:val="0"/>
-          <w:i w:val="0"/>
+          <w:bCs w:val="0"/>
+          <w:i w:val="0"/>
+          <w:iCs w:val="0"/>
           <w:smallCaps w:val="0"/>
           <w:strike w:val="0"/>
           <w:color w:val="000000"/>
@@ -9404,7 +9818,9 @@
         <w:rPr>
           <w:rFonts w:ascii="Arial" w:cs="Arial" w:eastAsia="Arial" w:hAnsi="Arial"/>
           <w:b w:val="0"/>
-          <w:i w:val="0"/>
+          <w:bCs w:val="0"/>
+          <w:i w:val="0"/>
+          <w:iCs w:val="0"/>
           <w:smallCaps w:val="0"/>
           <w:strike w:val="0"/>
           <w:color w:val="000000"/>
@@ -9419,7 +9835,9 @@
         <w:rPr>
           <w:rFonts w:ascii="Arial" w:cs="Arial" w:eastAsia="Arial" w:hAnsi="Arial"/>
           <w:b w:val="0"/>
-          <w:i w:val="0"/>
+          <w:bCs w:val="0"/>
+          <w:i w:val="0"/>
+          <w:iCs w:val="0"/>
           <w:smallCaps w:val="0"/>
           <w:strike w:val="0"/>
           <w:color w:val="000000"/>
@@ -9453,7 +9871,9 @@
         <w:rPr>
           <w:rFonts w:ascii="Arial" w:cs="Arial" w:eastAsia="Arial" w:hAnsi="Arial"/>
           <w:b w:val="0"/>
-          <w:i w:val="0"/>
+          <w:bCs w:val="0"/>
+          <w:i w:val="0"/>
+          <w:iCs w:val="0"/>
           <w:smallCaps w:val="0"/>
           <w:strike w:val="0"/>
           <w:color w:val="000000"/>
@@ -9468,7 +9888,9 @@
         <w:rPr>
           <w:rFonts w:ascii="Arial" w:cs="Arial" w:eastAsia="Arial" w:hAnsi="Arial"/>
           <w:b w:val="0"/>
-          <w:i w:val="0"/>
+          <w:bCs w:val="0"/>
+          <w:i w:val="0"/>
+          <w:iCs w:val="0"/>
           <w:smallCaps w:val="0"/>
           <w:strike w:val="0"/>
           <w:color w:val="000000"/>
@@ -9502,7 +9924,9 @@
         <w:rPr>
           <w:rFonts w:ascii="Arial" w:cs="Arial" w:eastAsia="Arial" w:hAnsi="Arial"/>
           <w:b w:val="0"/>
-          <w:i w:val="0"/>
+          <w:bCs w:val="0"/>
+          <w:i w:val="0"/>
+          <w:iCs w:val="0"/>
           <w:smallCaps w:val="0"/>
           <w:strike w:val="0"/>
           <w:color w:val="000000"/>
@@ -9539,7 +9963,9 @@
         <w:rPr>
           <w:rFonts w:ascii="Arial" w:cs="Arial" w:eastAsia="Arial" w:hAnsi="Arial"/>
           <w:b w:val="0"/>
-          <w:i w:val="0"/>
+          <w:bCs w:val="0"/>
+          <w:i w:val="0"/>
+          <w:iCs w:val="0"/>
           <w:smallCaps w:val="0"/>
           <w:strike w:val="0"/>
           <w:color w:val="000000"/>
@@ -9554,7 +9980,9 @@
         <w:rPr>
           <w:rFonts w:ascii="Arial" w:cs="Arial" w:eastAsia="Arial" w:hAnsi="Arial"/>
           <w:b w:val="0"/>
-          <w:i w:val="0"/>
+          <w:bCs w:val="0"/>
+          <w:i w:val="0"/>
+          <w:iCs w:val="0"/>
           <w:smallCaps w:val="0"/>
           <w:strike w:val="0"/>
           <w:color w:val="000000"/>
@@ -9588,7 +10016,9 @@
         <w:rPr>
           <w:rFonts w:ascii="Arial" w:cs="Arial" w:eastAsia="Arial" w:hAnsi="Arial"/>
           <w:b w:val="0"/>
-          <w:i w:val="0"/>
+          <w:bCs w:val="0"/>
+          <w:i w:val="0"/>
+          <w:iCs w:val="0"/>
           <w:smallCaps w:val="0"/>
           <w:strike w:val="0"/>
           <w:color w:val="000000"/>
@@ -9603,7 +10033,9 @@
         <w:rPr>
           <w:rFonts w:ascii="Arial" w:cs="Arial" w:eastAsia="Arial" w:hAnsi="Arial"/>
           <w:b w:val="0"/>
-          <w:i w:val="0"/>
+          <w:bCs w:val="0"/>
+          <w:i w:val="0"/>
+          <w:iCs w:val="0"/>
           <w:smallCaps w:val="0"/>
           <w:strike w:val="0"/>
           <w:color w:val="000000"/>
@@ -9637,7 +10069,9 @@
         <w:rPr>
           <w:rFonts w:ascii="Arial" w:cs="Arial" w:eastAsia="Arial" w:hAnsi="Arial"/>
           <w:b w:val="0"/>
-          <w:i w:val="0"/>
+          <w:bCs w:val="0"/>
+          <w:i w:val="0"/>
+          <w:iCs w:val="0"/>
           <w:smallCaps w:val="0"/>
           <w:strike w:val="0"/>
           <w:color w:val="000000"/>
@@ -9652,7 +10086,9 @@
         <w:rPr>
           <w:rFonts w:ascii="Arial" w:cs="Arial" w:eastAsia="Arial" w:hAnsi="Arial"/>
           <w:b w:val="0"/>
-          <w:i w:val="0"/>
+          <w:bCs w:val="0"/>
+          <w:i w:val="0"/>
+          <w:iCs w:val="0"/>
           <w:smallCaps w:val="0"/>
           <w:strike w:val="0"/>
           <w:color w:val="000000"/>
@@ -9686,7 +10122,9 @@
         <w:rPr>
           <w:rFonts w:ascii="Arial" w:cs="Arial" w:eastAsia="Arial" w:hAnsi="Arial"/>
           <w:b w:val="0"/>
-          <w:i w:val="0"/>
+          <w:bCs w:val="0"/>
+          <w:i w:val="0"/>
+          <w:iCs w:val="0"/>
           <w:smallCaps w:val="0"/>
           <w:strike w:val="0"/>
           <w:color w:val="000000"/>
@@ -9701,7 +10139,9 @@
         <w:rPr>
           <w:rFonts w:ascii="Arial" w:cs="Arial" w:eastAsia="Arial" w:hAnsi="Arial"/>
           <w:b w:val="0"/>
-          <w:i w:val="0"/>
+          <w:bCs w:val="0"/>
+          <w:i w:val="0"/>
+          <w:iCs w:val="0"/>
           <w:smallCaps w:val="0"/>
           <w:strike w:val="0"/>
           <w:color w:val="000000"/>
@@ -9735,7 +10175,9 @@
         <w:rPr>
           <w:rFonts w:ascii="Arial" w:cs="Arial" w:eastAsia="Arial" w:hAnsi="Arial"/>
           <w:b w:val="0"/>
-          <w:i w:val="0"/>
+          <w:bCs w:val="0"/>
+          <w:i w:val="0"/>
+          <w:iCs w:val="0"/>
           <w:smallCaps w:val="0"/>
           <w:strike w:val="0"/>
           <w:color w:val="000000"/>
@@ -9750,7 +10192,9 @@
         <w:rPr>
           <w:rFonts w:ascii="Arial" w:cs="Arial" w:eastAsia="Arial" w:hAnsi="Arial"/>
           <w:b w:val="0"/>
-          <w:i w:val="0"/>
+          <w:bCs w:val="0"/>
+          <w:i w:val="0"/>
+          <w:iCs w:val="0"/>
           <w:smallCaps w:val="0"/>
           <w:strike w:val="0"/>
           <w:color w:val="000000"/>
@@ -9784,7 +10228,9 @@
         <w:rPr>
           <w:rFonts w:ascii="Arial" w:cs="Arial" w:eastAsia="Arial" w:hAnsi="Arial"/>
           <w:b w:val="0"/>
-          <w:i w:val="0"/>
+          <w:bCs w:val="0"/>
+          <w:i w:val="0"/>
+          <w:iCs w:val="0"/>
           <w:smallCaps w:val="0"/>
           <w:strike w:val="0"/>
           <w:color w:val="000000"/>
@@ -9799,7 +10245,9 @@
         <w:rPr>
           <w:rFonts w:ascii="Arial" w:cs="Arial" w:eastAsia="Arial" w:hAnsi="Arial"/>
           <w:b w:val="0"/>
-          <w:i w:val="0"/>
+          <w:bCs w:val="0"/>
+          <w:i w:val="0"/>
+          <w:iCs w:val="0"/>
           <w:smallCaps w:val="0"/>
           <w:strike w:val="0"/>
           <w:color w:val="000000"/>
@@ -9833,7 +10281,9 @@
         <w:rPr>
           <w:rFonts w:ascii="Arial" w:cs="Arial" w:eastAsia="Arial" w:hAnsi="Arial"/>
           <w:b w:val="0"/>
-          <w:i w:val="0"/>
+          <w:bCs w:val="0"/>
+          <w:i w:val="0"/>
+          <w:iCs w:val="0"/>
           <w:smallCaps w:val="0"/>
           <w:strike w:val="0"/>
           <w:color w:val="000000"/>
@@ -9848,7 +10298,9 @@
         <w:rPr>
           <w:rFonts w:ascii="Arial" w:cs="Arial" w:eastAsia="Arial" w:hAnsi="Arial"/>
           <w:b w:val="0"/>
-          <w:i w:val="0"/>
+          <w:bCs w:val="0"/>
+          <w:i w:val="0"/>
+          <w:iCs w:val="0"/>
           <w:smallCaps w:val="0"/>
           <w:strike w:val="0"/>
           <w:color w:val="000000"/>
@@ -9882,7 +10334,9 @@
         <w:rPr>
           <w:rFonts w:ascii="Arial" w:cs="Arial" w:eastAsia="Arial" w:hAnsi="Arial"/>
           <w:b w:val="0"/>
-          <w:i w:val="0"/>
+          <w:bCs w:val="0"/>
+          <w:i w:val="0"/>
+          <w:iCs w:val="0"/>
           <w:smallCaps w:val="0"/>
           <w:strike w:val="0"/>
           <w:color w:val="000000"/>
@@ -9897,7 +10351,9 @@
         <w:rPr>
           <w:rFonts w:ascii="Arial" w:cs="Arial" w:eastAsia="Arial" w:hAnsi="Arial"/>
           <w:b w:val="0"/>
-          <w:i w:val="0"/>
+          <w:bCs w:val="0"/>
+          <w:i w:val="0"/>
+          <w:iCs w:val="0"/>
           <w:smallCaps w:val="0"/>
           <w:strike w:val="0"/>
           <w:color w:val="000000"/>
@@ -9931,7 +10387,9 @@
         <w:rPr>
           <w:rFonts w:ascii="Arial" w:cs="Arial" w:eastAsia="Arial" w:hAnsi="Arial"/>
           <w:b w:val="0"/>
-          <w:i w:val="0"/>
+          <w:bCs w:val="0"/>
+          <w:i w:val="0"/>
+          <w:iCs w:val="0"/>
           <w:smallCaps w:val="0"/>
           <w:strike w:val="0"/>
           <w:color w:val="000000"/>
@@ -9968,7 +10426,9 @@
         <w:rPr>
           <w:rFonts w:ascii="Arial" w:cs="Arial" w:eastAsia="Arial" w:hAnsi="Arial"/>
           <w:b w:val="0"/>
-          <w:i w:val="0"/>
+          <w:bCs w:val="0"/>
+          <w:i w:val="0"/>
+          <w:iCs w:val="0"/>
           <w:smallCaps w:val="0"/>
           <w:strike w:val="0"/>
           <w:color w:val="000000"/>
@@ -9983,7 +10443,9 @@
         <w:rPr>
           <w:rFonts w:ascii="Arial" w:cs="Arial" w:eastAsia="Arial" w:hAnsi="Arial"/>
           <w:b w:val="0"/>
-          <w:i w:val="0"/>
+          <w:bCs w:val="0"/>
+          <w:i w:val="0"/>
+          <w:iCs w:val="0"/>
           <w:smallCaps w:val="0"/>
           <w:strike w:val="0"/>
           <w:color w:val="000000"/>
@@ -10017,7 +10479,9 @@
         <w:rPr>
           <w:rFonts w:ascii="Arial" w:cs="Arial" w:eastAsia="Arial" w:hAnsi="Arial"/>
           <w:b w:val="0"/>
-          <w:i w:val="0"/>
+          <w:bCs w:val="0"/>
+          <w:i w:val="0"/>
+          <w:iCs w:val="0"/>
           <w:smallCaps w:val="0"/>
           <w:strike w:val="0"/>
           <w:color w:val="000000"/>
@@ -10032,7 +10496,9 @@
         <w:rPr>
           <w:rFonts w:ascii="Arial" w:cs="Arial" w:eastAsia="Arial" w:hAnsi="Arial"/>
           <w:b w:val="0"/>
-          <w:i w:val="0"/>
+          <w:bCs w:val="0"/>
+          <w:i w:val="0"/>
+          <w:iCs w:val="0"/>
           <w:smallCaps w:val="0"/>
           <w:strike w:val="0"/>
           <w:color w:val="000000"/>
@@ -10066,7 +10532,9 @@
         <w:rPr>
           <w:rFonts w:ascii="Arial" w:cs="Arial" w:eastAsia="Arial" w:hAnsi="Arial"/>
           <w:b w:val="0"/>
-          <w:i w:val="0"/>
+          <w:bCs w:val="0"/>
+          <w:i w:val="0"/>
+          <w:iCs w:val="0"/>
           <w:smallCaps w:val="0"/>
           <w:strike w:val="0"/>
           <w:color w:val="000000"/>
@@ -10081,7 +10549,9 @@
         <w:rPr>
           <w:rFonts w:ascii="Arial" w:cs="Arial" w:eastAsia="Arial" w:hAnsi="Arial"/>
           <w:b w:val="0"/>
-          <w:i w:val="0"/>
+          <w:bCs w:val="0"/>
+          <w:i w:val="0"/>
+          <w:iCs w:val="0"/>
           <w:smallCaps w:val="0"/>
           <w:strike w:val="0"/>
           <w:color w:val="000000"/>
@@ -10115,7 +10585,9 @@
         <w:rPr>
           <w:rFonts w:ascii="Arial" w:cs="Arial" w:eastAsia="Arial" w:hAnsi="Arial"/>
           <w:b w:val="0"/>
-          <w:i w:val="0"/>
+          <w:bCs w:val="0"/>
+          <w:i w:val="0"/>
+          <w:iCs w:val="0"/>
           <w:smallCaps w:val="0"/>
           <w:strike w:val="0"/>
           <w:color w:val="000000"/>
@@ -10130,7 +10602,9 @@
         <w:rPr>
           <w:rFonts w:ascii="Arial" w:cs="Arial" w:eastAsia="Arial" w:hAnsi="Arial"/>
           <w:b w:val="0"/>
-          <w:i w:val="0"/>
+          <w:bCs w:val="0"/>
+          <w:i w:val="0"/>
+          <w:iCs w:val="0"/>
           <w:smallCaps w:val="0"/>
           <w:strike w:val="0"/>
           <w:color w:val="000000"/>
@@ -10164,7 +10638,9 @@
         <w:rPr>
           <w:rFonts w:ascii="Arial" w:cs="Arial" w:eastAsia="Arial" w:hAnsi="Arial"/>
           <w:b w:val="0"/>
-          <w:i w:val="0"/>
+          <w:bCs w:val="0"/>
+          <w:i w:val="0"/>
+          <w:iCs w:val="0"/>
           <w:smallCaps w:val="0"/>
           <w:strike w:val="0"/>
           <w:color w:val="000000"/>
@@ -10179,7 +10655,9 @@
         <w:rPr>
           <w:rFonts w:ascii="Arial" w:cs="Arial" w:eastAsia="Arial" w:hAnsi="Arial"/>
           <w:b w:val="0"/>
-          <w:i w:val="0"/>
+          <w:bCs w:val="0"/>
+          <w:i w:val="0"/>
+          <w:iCs w:val="0"/>
           <w:smallCaps w:val="0"/>
           <w:strike w:val="0"/>
           <w:color w:val="000000"/>
@@ -10213,7 +10691,9 @@
         <w:rPr>
           <w:rFonts w:ascii="Arial" w:cs="Arial" w:eastAsia="Arial" w:hAnsi="Arial"/>
           <w:b w:val="0"/>
-          <w:i w:val="0"/>
+          <w:bCs w:val="0"/>
+          <w:i w:val="0"/>
+          <w:iCs w:val="0"/>
           <w:smallCaps w:val="0"/>
           <w:strike w:val="0"/>
           <w:color w:val="000000"/>
@@ -10228,7 +10708,9 @@
         <w:rPr>
           <w:rFonts w:ascii="Arial" w:cs="Arial" w:eastAsia="Arial" w:hAnsi="Arial"/>
           <w:b w:val="0"/>
-          <w:i w:val="0"/>
+          <w:bCs w:val="0"/>
+          <w:i w:val="0"/>
+          <w:iCs w:val="0"/>
           <w:smallCaps w:val="0"/>
           <w:strike w:val="0"/>
           <w:color w:val="000000"/>
@@ -10262,7 +10744,9 @@
         <w:rPr>
           <w:rFonts w:ascii="Arial" w:cs="Arial" w:eastAsia="Arial" w:hAnsi="Arial"/>
           <w:b w:val="0"/>
-          <w:i w:val="0"/>
+          <w:bCs w:val="0"/>
+          <w:i w:val="0"/>
+          <w:iCs w:val="0"/>
           <w:smallCaps w:val="0"/>
           <w:strike w:val="0"/>
           <w:color w:val="000000"/>
@@ -10299,7 +10783,9 @@
         <w:rPr>
           <w:rFonts w:ascii="Arial" w:cs="Arial" w:eastAsia="Arial" w:hAnsi="Arial"/>
           <w:b w:val="0"/>
-          <w:i w:val="0"/>
+          <w:bCs w:val="0"/>
+          <w:i w:val="0"/>
+          <w:iCs w:val="0"/>
           <w:smallCaps w:val="0"/>
           <w:strike w:val="0"/>
           <w:color w:val="000000"/>
@@ -10314,7 +10800,9 @@
         <w:rPr>
           <w:rFonts w:ascii="Arial" w:cs="Arial" w:eastAsia="Arial" w:hAnsi="Arial"/>
           <w:b w:val="0"/>
-          <w:i w:val="0"/>
+          <w:bCs w:val="0"/>
+          <w:i w:val="0"/>
+          <w:iCs w:val="0"/>
           <w:smallCaps w:val="0"/>
           <w:strike w:val="0"/>
           <w:color w:val="000000"/>
@@ -10348,7 +10836,9 @@
         <w:rPr>
           <w:rFonts w:ascii="Arial" w:cs="Arial" w:eastAsia="Arial" w:hAnsi="Arial"/>
           <w:b w:val="0"/>
-          <w:i w:val="0"/>
+          <w:bCs w:val="0"/>
+          <w:i w:val="0"/>
+          <w:iCs w:val="0"/>
           <w:smallCaps w:val="0"/>
           <w:strike w:val="0"/>
           <w:color w:val="000000"/>
@@ -10363,7 +10853,9 @@
         <w:rPr>
           <w:rFonts w:ascii="Arial" w:cs="Arial" w:eastAsia="Arial" w:hAnsi="Arial"/>
           <w:b w:val="0"/>
-          <w:i w:val="0"/>
+          <w:bCs w:val="0"/>
+          <w:i w:val="0"/>
+          <w:iCs w:val="0"/>
           <w:smallCaps w:val="0"/>
           <w:strike w:val="0"/>
           <w:color w:val="000000"/>
@@ -10397,7 +10889,9 @@
         <w:rPr>
           <w:rFonts w:ascii="Arial" w:cs="Arial" w:eastAsia="Arial" w:hAnsi="Arial"/>
           <w:b w:val="0"/>
-          <w:i w:val="0"/>
+          <w:bCs w:val="0"/>
+          <w:i w:val="0"/>
+          <w:iCs w:val="0"/>
           <w:smallCaps w:val="0"/>
           <w:strike w:val="0"/>
           <w:color w:val="000000"/>
@@ -10412,7 +10906,9 @@
         <w:rPr>
           <w:rFonts w:ascii="Arial" w:cs="Arial" w:eastAsia="Arial" w:hAnsi="Arial"/>
           <w:b w:val="0"/>
-          <w:i w:val="0"/>
+          <w:bCs w:val="0"/>
+          <w:i w:val="0"/>
+          <w:iCs w:val="0"/>
           <w:smallCaps w:val="0"/>
           <w:strike w:val="0"/>
           <w:color w:val="000000"/>
@@ -10568,12 +11064,12 @@
               <wp:extent cx="190500" cy="828675"/>
               <wp:effectExtent b="0" l="0" r="0" t="0"/>
               <wp:wrapNone/>
-              <wp:docPr id="21" name="image11.png"/>
+              <wp:docPr id="21" name="image10.png"/>
               <a:graphic>
                 <a:graphicData uri="http://schemas.openxmlformats.org/drawingml/2006/picture">
                   <pic:pic>
                     <pic:nvPicPr>
-                      <pic:cNvPr id="0" name="image11.png"/>
+                      <pic:cNvPr id="0" name="image10.png"/>
                       <pic:cNvPicPr preferRelativeResize="0"/>
                     </pic:nvPicPr>
                     <pic:blipFill>
@@ -10675,12 +11171,12 @@
               <wp:extent cx="103505" cy="824865"/>
               <wp:effectExtent b="0" l="0" r="0" t="0"/>
               <wp:wrapNone/>
-              <wp:docPr id="16" name="image6.png"/>
+              <wp:docPr id="16" name="image5.png"/>
               <a:graphic>
                 <a:graphicData uri="http://schemas.openxmlformats.org/drawingml/2006/picture">
                   <pic:pic>
                     <pic:nvPicPr>
-                      <pic:cNvPr id="0" name="image6.png"/>
+                      <pic:cNvPr id="0" name="image5.png"/>
                       <pic:cNvPicPr preferRelativeResize="0"/>
                     </pic:nvPicPr>
                     <pic:blipFill>
@@ -10866,12 +11362,12 @@
               <wp:extent cx="7761605" cy="822325"/>
               <wp:effectExtent b="0" l="0" r="0" t="0"/>
               <wp:wrapNone/>
-              <wp:docPr id="24" name="image14.png"/>
+              <wp:docPr id="24" name="image13.png"/>
               <a:graphic>
                 <a:graphicData uri="http://schemas.openxmlformats.org/drawingml/2006/picture">
                   <pic:pic>
                     <pic:nvPicPr>
-                      <pic:cNvPr id="0" name="image14.png"/>
+                      <pic:cNvPr id="0" name="image13.png"/>
                       <pic:cNvPicPr preferRelativeResize="0"/>
                     </pic:nvPicPr>
                     <pic:blipFill>
@@ -10940,7 +11436,9 @@
       <w:rPr>
         <w:rFonts w:ascii="Cambria" w:cs="Cambria" w:eastAsia="Cambria" w:hAnsi="Cambria"/>
         <w:b w:val="0"/>
+        <w:bCs w:val="0"/>
         <w:i w:val="0"/>
+        <w:iCs w:val="0"/>
         <w:smallCaps w:val="0"/>
         <w:strike w:val="0"/>
         <w:color w:val="000000"/>
@@ -10955,7 +11453,9 @@
       <w:rPr>
         <w:rFonts w:ascii="Cambria" w:cs="Cambria" w:eastAsia="Cambria" w:hAnsi="Cambria"/>
         <w:b w:val="0"/>
+        <w:bCs w:val="0"/>
         <w:i w:val="0"/>
+        <w:iCs w:val="0"/>
         <w:smallCaps w:val="0"/>
         <w:strike w:val="0"/>
         <w:color w:val="000000"/>
@@ -10994,7 +11494,9 @@
       <w:rPr>
         <w:rFonts w:ascii="Cambria" w:cs="Cambria" w:eastAsia="Cambria" w:hAnsi="Cambria"/>
         <w:b w:val="0"/>
+        <w:bCs w:val="0"/>
         <w:i w:val="0"/>
+        <w:iCs w:val="0"/>
         <w:smallCaps w:val="0"/>
         <w:strike w:val="0"/>
         <w:color w:val="000000"/>
@@ -11168,12 +11670,12 @@
               <wp:extent cx="7549515" cy="815340"/>
               <wp:effectExtent b="0" l="0" r="0" t="0"/>
               <wp:wrapNone/>
-              <wp:docPr id="15" name="image5.png"/>
+              <wp:docPr id="15" name="image4.png"/>
               <a:graphic>
                 <a:graphicData uri="http://schemas.openxmlformats.org/drawingml/2006/picture">
                   <pic:pic>
                     <pic:nvPicPr>
-                      <pic:cNvPr id="0" name="image5.png"/>
+                      <pic:cNvPr id="0" name="image4.png"/>
                       <pic:cNvPicPr preferRelativeResize="0"/>
                     </pic:nvPicPr>
                     <pic:blipFill>
@@ -11215,12 +11717,12 @@
           <wp:extent cx="669290" cy="669290"/>
           <wp:effectExtent b="0" l="0" r="0" t="0"/>
           <wp:wrapSquare wrapText="bothSides" distB="0" distT="0" distL="114300" distR="114300"/>
-          <wp:docPr descr="psi-negro.png" id="27" name="image3.png"/>
+          <wp:docPr descr="psi-negro.png" id="27" name="image1.png"/>
           <a:graphic>
             <a:graphicData uri="http://schemas.openxmlformats.org/drawingml/2006/picture">
               <pic:pic>
                 <pic:nvPicPr>
-                  <pic:cNvPr descr="psi-negro.png" id="0" name="image3.png"/>
+                  <pic:cNvPr descr="psi-negro.png" id="0" name="image1.png"/>
                   <pic:cNvPicPr preferRelativeResize="0"/>
                 </pic:nvPicPr>
                 <pic:blipFill>
@@ -11248,7 +11750,9 @@
       <w:rPr>
         <w:rFonts w:ascii="Cambria" w:cs="Cambria" w:eastAsia="Cambria" w:hAnsi="Cambria"/>
         <w:b w:val="0"/>
+        <w:bCs w:val="0"/>
         <w:i w:val="0"/>
+        <w:iCs w:val="0"/>
         <w:smallCaps w:val="0"/>
         <w:strike w:val="0"/>
         <w:color w:val="000000"/>
@@ -11270,12 +11774,12 @@
           <wp:extent cx="425450" cy="666750"/>
           <wp:effectExtent b="0" l="0" r="0" t="0"/>
           <wp:wrapSquare wrapText="bothSides" distB="0" distT="0" distL="114300" distR="114300"/>
-          <wp:docPr descr="UNPA.JPG" id="26" name="image1.jpg"/>
+          <wp:docPr descr="UNPA.JPG" id="26" name="image3.jpg"/>
           <a:graphic>
             <a:graphicData uri="http://schemas.openxmlformats.org/drawingml/2006/picture">
               <pic:pic>
                 <pic:nvPicPr>
-                  <pic:cNvPr descr="UNPA.JPG" id="0" name="image1.jpg"/>
+                  <pic:cNvPr descr="UNPA.JPG" id="0" name="image3.jpg"/>
                   <pic:cNvPicPr preferRelativeResize="0"/>
                 </pic:nvPicPr>
                 <pic:blipFill>
@@ -11303,7 +11807,9 @@
       <w:rPr>
         <w:rFonts w:ascii="Cambria" w:cs="Cambria" w:eastAsia="Cambria" w:hAnsi="Cambria"/>
         <w:b w:val="0"/>
+        <w:bCs w:val="0"/>
         <w:i w:val="0"/>
+        <w:iCs w:val="0"/>
         <w:smallCaps w:val="0"/>
         <w:strike w:val="0"/>
         <w:color w:val="000000"/>
@@ -11388,12 +11894,12 @@
               <wp:extent cx="103505" cy="811530"/>
               <wp:effectExtent b="0" l="0" r="0" t="0"/>
               <wp:wrapNone/>
-              <wp:docPr id="20" name="image10.png"/>
+              <wp:docPr id="20" name="image9.png"/>
               <a:graphic>
                 <a:graphicData uri="http://schemas.openxmlformats.org/drawingml/2006/picture">
                   <pic:pic>
                     <pic:nvPicPr>
-                      <pic:cNvPr id="0" name="image10.png"/>
+                      <pic:cNvPr id="0" name="image9.png"/>
                       <pic:cNvPicPr preferRelativeResize="0"/>
                     </pic:nvPicPr>
                     <pic:blipFill>
@@ -11423,7 +11929,9 @@
       <w:rPr>
         <w:rFonts w:ascii="Cambria" w:cs="Cambria" w:eastAsia="Cambria" w:hAnsi="Cambria"/>
         <w:b w:val="0"/>
+        <w:bCs w:val="0"/>
         <w:i w:val="0"/>
+        <w:iCs w:val="0"/>
         <w:smallCaps w:val="0"/>
         <w:strike w:val="0"/>
         <w:color w:val="000000"/>
@@ -11508,12 +12016,12 @@
               <wp:extent cx="103505" cy="812165"/>
               <wp:effectExtent b="0" l="0" r="0" t="0"/>
               <wp:wrapNone/>
-              <wp:docPr id="17" name="image7.png"/>
+              <wp:docPr id="17" name="image6.png"/>
               <a:graphic>
                 <a:graphicData uri="http://schemas.openxmlformats.org/drawingml/2006/picture">
                   <pic:pic>
                     <pic:nvPicPr>
-                      <pic:cNvPr id="0" name="image7.png"/>
+                      <pic:cNvPr id="0" name="image6.png"/>
                       <pic:cNvPicPr preferRelativeResize="0"/>
                     </pic:nvPicPr>
                     <pic:blipFill>
@@ -11550,7 +12058,9 @@
       <w:rPr>
         <w:rFonts w:ascii="Cambria" w:cs="Cambria" w:eastAsia="Cambria" w:hAnsi="Cambria"/>
         <w:b w:val="0"/>
+        <w:bCs w:val="0"/>
         <w:i w:val="0"/>
+        <w:iCs w:val="0"/>
         <w:smallCaps w:val="0"/>
         <w:strike w:val="0"/>
         <w:color w:val="000000"/>
@@ -11729,6 +12239,7 @@
     <w:rPr>
       <w:rFonts w:ascii="Cambria" w:cs="Cambria" w:eastAsia="Cambria" w:hAnsi="Cambria"/>
       <w:b w:val="1"/>
+      <w:bCs w:val="1"/>
       <w:color w:val="366091"/>
       <w:sz w:val="28"/>
       <w:szCs w:val="28"/>
@@ -11745,6 +12256,7 @@
     <w:rPr>
       <w:rFonts w:ascii="Cambria" w:cs="Cambria" w:eastAsia="Cambria" w:hAnsi="Cambria"/>
       <w:b w:val="1"/>
+      <w:bCs w:val="1"/>
       <w:color w:val="4f81bd"/>
       <w:sz w:val="26"/>
       <w:szCs w:val="26"/>
@@ -11761,6 +12273,7 @@
     <w:rPr>
       <w:rFonts w:ascii="Cambria" w:cs="Cambria" w:eastAsia="Cambria" w:hAnsi="Cambria"/>
       <w:b w:val="1"/>
+      <w:bCs w:val="1"/>
       <w:color w:val="4f81bd"/>
     </w:rPr>
   </w:style>
@@ -11775,7 +12288,9 @@
     <w:rPr>
       <w:rFonts w:ascii="Cambria" w:cs="Cambria" w:eastAsia="Cambria" w:hAnsi="Cambria"/>
       <w:b w:val="1"/>
+      <w:bCs w:val="1"/>
       <w:i w:val="1"/>
+      <w:iCs w:val="1"/>
       <w:color w:val="4f81bd"/>
     </w:rPr>
   </w:style>
@@ -11804,6 +12319,7 @@
     <w:rPr>
       <w:rFonts w:ascii="Times New Roman" w:cs="Times New Roman" w:eastAsia="Times New Roman" w:hAnsi="Times New Roman"/>
       <w:i w:val="1"/>
+      <w:iCs w:val="1"/>
     </w:rPr>
   </w:style>
   <w:style w:type="paragraph" w:styleId="Title">
@@ -12591,6 +13107,7 @@
     <w:rPr>
       <w:rFonts w:ascii="Georgia" w:cs="Georgia" w:eastAsia="Georgia" w:hAnsi="Georgia"/>
       <w:i w:val="1"/>
+      <w:iCs w:val="1"/>
       <w:color w:val="666666"/>
       <w:sz w:val="48"/>
       <w:szCs w:val="48"/>
@@ -12891,7 +13408,7 @@
 
 <file path=customXML/item1.xml><?xml version="1.0" encoding="utf-8"?>
 <go:gDocsCustomXmlDataStorage xmlns:go="http://customooxmlschemas.google.com/" xmlns:r="http://schemas.openxmlformats.org/officeDocument/2006/relationships" uri="GoogleDocsCustomDataVersion2">
-  <go:docsCustomData xmlns:go="http://customooxmlschemas.google.com/" roundtripDataSignature="AMtx7mjJBvZSHiOhqNvE+20zpI51NI3OoA==">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</go:docsCustomData>
+  <go:docsCustomData xmlns:go="http://customooxmlschemas.google.com/" roundtripDataSignature="AMtx7mgVXDKy6pMJv0J+NwwMLTIiXYc8aw==">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</go:docsCustomData>
 </go:gDocsCustomXmlDataStorage>
 </file>
 
